--- a/klagomål/A 39996-2025 FSC-klagomål.docx
+++ b/klagomål/A 39996-2025 FSC-klagomål.docx
@@ -651,7 +651,7 @@
     <w:r>
       <w:tab/>
       <w:tab/>
-      <w:t>2026-06-15</w:t>
+      <w:t>2026-06-16</w:t>
       <w:br/>
       <w:br/>
     </w:r>

--- a/klagomål/A 39996-2025 FSC-klagomål.docx
+++ b/klagomål/A 39996-2025 FSC-klagomål.docx
@@ -651,7 +651,7 @@
     <w:r>
       <w:tab/>
       <w:tab/>
-      <w:t>2026-06-16</w:t>
+      <w:t>2026-06-17</w:t>
       <w:br/>
       <w:br/>
     </w:r>

--- a/klagomål/A 39996-2025 FSC-klagomål.docx
+++ b/klagomål/A 39996-2025 FSC-klagomål.docx
@@ -1,6 +1,6 @@
 
 <file path=word/document.xml><?xml version="1.0" encoding="utf-8"?>
-<w:document xmlns:wpc="http://schemas.microsoft.com/office/word/2010/wordprocessingCanvas" xmlns:cx="http://schemas.microsoft.com/office/drawing/2014/chartex" xmlns:cx1="http://schemas.microsoft.com/office/drawing/2015/9/8/chartex" xmlns:cx2="http://schemas.microsoft.com/office/drawing/2015/10/21/chartex" xmlns:cx3="http://schemas.microsoft.com/office/drawing/2016/5/9/chartex" xmlns:cx4="http://schemas.microsoft.com/office/drawing/2016/5/10/chartex" xmlns:cx5="http://schemas.microsoft.com/office/drawing/2016/5/11/chartex" xmlns:cx6="http://schemas.microsoft.com/office/drawing/2016/5/12/chartex" xmlns:cx7="http://schemas.microsoft.com/office/drawing/2016/5/13/chartex" xmlns:cx8="http://schemas.microsoft.com/office/drawing/2016/5/14/chartex" xmlns:mc="http://schemas.openxmlformats.org/markup-compatibility/2006" xmlns:aink="http://schemas.microsoft.com/office/drawing/2016/ink" xmlns:am3d="http://schemas.microsoft.com/office/drawing/2017/model3d" xmlns:o="urn:schemas-microsoft-com:office:office" xmlns:oel="http://schemas.microsoft.com/office/2019/extlst" xmlns:r="http://schemas.openxmlformats.org/officeDocument/2006/relationships" xmlns:m="http://schemas.openxmlformats.org/officeDocument/2006/math" xmlns:v="urn:schemas-microsoft-com:vml" xmlns:wp14="http://schemas.microsoft.com/office/word/2010/wordprocessingDrawing" xmlns:wp="http://schemas.openxmlformats.org/drawingml/2006/wordprocessingDrawing" xmlns:w10="urn:schemas-microsoft-com:office:word" xmlns:w="http://schemas.openxmlformats.org/wordprocessingml/2006/main" xmlns:w14="http://schemas.microsoft.com/office/word/2010/wordml" xmlns:w15="http://schemas.microsoft.com/office/word/2012/wordml" xmlns:w16cex="http://schemas.microsoft.com/office/word/2018/wordml/cex" xmlns:w16cid="http://schemas.microsoft.com/office/word/2016/wordml/cid" xmlns:w16="http://schemas.microsoft.com/office/word/2018/wordml" xmlns:w16sdtdh="http://schemas.microsoft.com/office/word/2020/wordml/sdtdatahash" xmlns:w16se="http://schemas.microsoft.com/office/word/2015/wordml/symex" xmlns:wpg="http://schemas.microsoft.com/office/word/2010/wordprocessingGroup" xmlns:wpi="http://schemas.microsoft.com/office/word/2010/wordprocessingInk" xmlns:wne="http://schemas.microsoft.com/office/word/2006/wordml" xmlns:wps="http://schemas.microsoft.com/office/word/2010/wordprocessingShape" mc:Ignorable="w14 w15 w16se w16cid w16 w16cex w16sdtdh wp14">
+<w:document xmlns:wpc="http://schemas.microsoft.com/office/word/2010/wordprocessingCanvas" xmlns:cx="http://schemas.microsoft.com/office/drawing/2014/chartex" xmlns:cx1="http://schemas.microsoft.com/office/drawing/2015/9/8/chartex" xmlns:cx2="http://schemas.microsoft.com/office/drawing/2015/10/21/chartex" xmlns:cx3="http://schemas.microsoft.com/office/drawing/2016/5/9/chartex" xmlns:cx4="http://schemas.microsoft.com/office/drawing/2016/5/10/chartex" xmlns:cx5="http://schemas.microsoft.com/office/drawing/2016/5/11/chartex" xmlns:cx6="http://schemas.microsoft.com/office/drawing/2016/5/12/chartex" xmlns:cx7="http://schemas.microsoft.com/office/drawing/2016/5/13/chartex" xmlns:cx8="http://schemas.microsoft.com/office/drawing/2016/5/14/chartex" xmlns:mc="http://schemas.openxmlformats.org/markup-compatibility/2006" xmlns:aink="http://schemas.microsoft.com/office/drawing/2016/ink" xmlns:am3d="http://schemas.microsoft.com/office/drawing/2017/model3d" xmlns:o="urn:schemas-microsoft-com:office:office" xmlns:oel="http://schemas.microsoft.com/office/2019/extlst" xmlns:r="http://schemas.openxmlformats.org/officeDocument/2006/relationships" xmlns:m="http://schemas.openxmlformats.org/officeDocument/2006/math" xmlns:v="urn:schemas-microsoft-com:vml" xmlns:wp14="http://schemas.microsoft.com/office/word/2010/wordprocessingDrawing" xmlns:wp="http://schemas.openxmlformats.org/drawingml/2006/wordprocessingDrawing" xmlns:w10="urn:schemas-microsoft-com:office:word" xmlns:w="http://schemas.openxmlformats.org/wordprocessingml/2006/main" xmlns:w14="http://schemas.microsoft.com/office/word/2010/wordml" xmlns:w15="http://schemas.microsoft.com/office/word/2012/wordml" xmlns:w16cex="http://schemas.microsoft.com/office/word/2018/wordml/cex" xmlns:w16cid="http://schemas.microsoft.com/office/word/2016/wordml/cid" xmlns:w16="http://schemas.microsoft.com/office/word/2018/wordml" xmlns:w16du="http://schemas.microsoft.com/office/word/2023/wordml/word16du" xmlns:w16sdtdh="http://schemas.microsoft.com/office/word/2020/wordml/sdtdatahash" xmlns:w16sdtfl="http://schemas.microsoft.com/office/word/2024/wordml/sdtformatlock" xmlns:w16se="http://schemas.microsoft.com/office/word/2015/wordml/symex" xmlns:wpg="http://schemas.microsoft.com/office/word/2010/wordprocessingGroup" xmlns:wpi="http://schemas.microsoft.com/office/word/2010/wordprocessingInk" xmlns:wne="http://schemas.microsoft.com/office/word/2006/wordml" xmlns:wps="http://schemas.microsoft.com/office/word/2010/wordprocessingShape" mc:Ignorable="w14 w15 w16se w16cid w16 w16cex w16sdtdh w16sdtfl w16du wp14">
   <w:body>
     <w:p>
       <w:r>
@@ -168,7 +168,7 @@
     </w:p>
     <w:p>
       <w:r>
-        <w:t>Detta dokument behandlar höga naturvärden i avverkningsanmälan A 39996-2025 i Bengtsfors kommun. Denna avverkningsanmälan inkom 2025-08-22 00:00:00 och omfattar 2,9 ha.</w:t>
+        <w:t>Detta dokument behandlar höga naturvärden i avverkningsanmälan A 39996-2025 i Bengtsfors kommun som inkom 2025-08-22 och omfattar 2,9 ha.</w:t>
       </w:r>
     </w:p>
     <w:p>
@@ -191,12 +191,15 @@
     </w:p>
     <w:p>
       <w:r>
-        <w:t>I avverkningsanmälan har följande 1 naturvårdsarter hittats: västlig hakmossa (S). Arter som är signalarter enligt Skogsstyrelsen har markerats med (S).</w:t>
+        <w:t>I och inom 11 meter från avverkningsanmälan har följande 8 naturvårdsarter hittats: blåsfliksmossa (S, T), grov fjädermossa (S, T), platt fjädermossa (S, T), stenporella (S, T), västlig hakmossa (S), bandpraktmossa (T), kransmossa (T) och krushättemossa (T). Arter som är signalarter enligt Skogsstyrelsen har markerats med (S). Typiska arter inom Natura 2000 som är kopplade till skogsekosystem har markerats med (T).</w:t>
       </w:r>
     </w:p>
     <w:p>
       <w:r>
-        <w:t>De påträffade naturvårdsarterna är ett tydligt kvitto på att detta rör sig om en skog med höga naturvärden. I Figur 1 visas en karta över det avverkningsanmälda området, där samtliga fyndplatser för naturvårdsarter som finns registrerade på Artportalen har markerats.</w:t>
+        <w:t>De påträffade naturvårdsarterna är ett tydligt kvitto på att det rör sig om en skog med höga naturvärden.</w:t>
+      </w:r>
+      <w:r>
+        <w:t xml:space="preserve"> I Figur 1 visas fyndplatser för naturvårdsarter i området, som finns registrerade på Artportalen.</w:t>
       </w:r>
     </w:p>
     <w:p>
@@ -206,7 +209,7 @@
       <w:r>
         <w:drawing>
           <wp:inline xmlns:a="http://schemas.openxmlformats.org/drawingml/2006/main" xmlns:pic="http://schemas.openxmlformats.org/drawingml/2006/picture">
-            <wp:extent cx="5486400" cy="5855941"/>
+            <wp:extent cx="5486400" cy="5627573"/>
             <wp:docPr id="1" name="Picture 1"/>
             <wp:cNvGraphicFramePr>
               <a:graphicFrameLocks noChangeAspect="1"/>
@@ -227,7 +230,7 @@
                   <pic:spPr>
                     <a:xfrm>
                       <a:off x="0" y="0"/>
-                      <a:ext cx="5486400" cy="5855941"/>
+                      <a:ext cx="5486400" cy="5627573"/>
                     </a:xfrm>
                     <a:prstGeom prst="rect"/>
                   </pic:spPr>
@@ -241,9 +244,193 @@
     <w:p>
       <w:pPr>
         <w:pStyle w:val="Caption"/>
+        <w:spacing w:after="240"/>
       </w:pPr>
       <w:r>
-        <w:t>Figur 1. Fyndplatser för naturvårdsarter i det avverkningsanmälda området (röd linje). Markörer utan svart kant är placerade på fyndplatsen. Markörer med svart kant är placerade vid sidan av fyndplatsen och har ett svart streck som visar fyndplatsens exakta position. Kartans mittpunktskoordinat är N 6524612, E 337101 i SWEREF 99 TM.</w:t>
+        <w:t>Figur 1. Fyndplatser för naturvårdsarter i och inom 11 meter från avverkningsanmälan (röd linje). Markörer utan svart kant är placerade på fyndplatsen. Markörer med svart kant är placerade vid sidan av fyndplatsen och har ett svart streck som visar fyndplatsens exakta position. Kartans mittpunktskoordinat är N 6524612, E 337101 i SWEREF 99 TM.</w:t>
+      </w:r>
+    </w:p>
+    <w:p>
+      <w:r>
+        <w:rPr>
+          <w:b/>
+        </w:rPr>
+        <w:t>Bandpraktmossa</w:t>
+      </w:r>
+      <w:r>
+        <w:t xml:space="preserve"> är en för Europa endemisk art som växer på blöt, näringsrik och ofta mineralrik mark, t.ex. i sumpskogar och rikkärr. Den verkar gynnas av källpåverkan och rörligt markvatten och förekommer ofta i artrika miljöer med t.ex. stor skedmossa, filtrundmossa och knoppvitmossa. Eftersom mängden våtmarker har reducerats kraftigt i södra Sverige under 1900-talet har förekomsten av bandpraktmossa troligen minskat. Bandpraktmossa är typisk art för </w:t>
+      </w:r>
+      <w:r>
+        <w:rPr>
+          <w:i/>
+        </w:rPr>
+        <w:t>9080 Lövsumpskog,</w:t>
+      </w:r>
+      <w:r>
+        <w:t xml:space="preserve"> </w:t>
+      </w:r>
+      <w:r>
+        <w:rPr>
+          <w:i/>
+        </w:rPr>
+        <w:t>9750 Svämlövskog</w:t>
+      </w:r>
+      <w:r>
+        <w:t xml:space="preserve"> och </w:t>
+      </w:r>
+      <w:r>
+        <w:rPr>
+          <w:i/>
+        </w:rPr>
+        <w:t>7230 Rikkärr</w:t>
+      </w:r>
+      <w:r>
+        <w:t xml:space="preserve"> (SLU Artdatabanken, 2025).</w:t>
+      </w:r>
+    </w:p>
+    <w:p>
+      <w:r>
+        <w:rPr>
+          <w:b/>
+        </w:rPr>
+        <w:t xml:space="preserve">Blåsfliksmossa </w:t>
+      </w:r>
+      <w:r>
+        <w:t xml:space="preserve">växer i skuggiga och fuktiga miljöer på klippor och stenar av såväl grönsten som silikat, till exempel intill naturliga skogsbäckar, i raviner och bergbranter. Den signalerar höga naturvärden främst i östra och norra Sverige och indikerar miljöer med jämn och hög luftfuktighet och ett basiskt underlag. Artens lokaler har ofta hög artrikedom. Blåsfliksmossa är typisk art för </w:t>
+      </w:r>
+      <w:r>
+        <w:rPr>
+          <w:i/>
+        </w:rPr>
+        <w:t>9080 Lövsumpskog</w:t>
+      </w:r>
+      <w:r>
+        <w:t xml:space="preserve"> (SLU Artdatabanken, 2025; Nitare &amp; Skogsstyrelsen, 2019).</w:t>
+      </w:r>
+    </w:p>
+    <w:p>
+      <w:r>
+        <w:rPr>
+          <w:b/>
+        </w:rPr>
+        <w:t xml:space="preserve">Grov fjädermossa </w:t>
+      </w:r>
+      <w:r>
+        <w:t xml:space="preserve">påträffas i gammal ädellövskog och på kalkrika bergväggar i äldre barrskog. Arten är placerad högst upp i Skogsstyrelsens värdepyramid för bedömning av skog med höga naturvärden och visar på lokaler som haft lång trädkontinuitet och stabilt mikroklimat. Grov fjädermossa är typisk art för </w:t>
+      </w:r>
+      <w:r>
+        <w:rPr>
+          <w:i/>
+        </w:rPr>
+        <w:t>9020 Nordlig ädellövskog, 9110 Näringsfattig bokskog, 9130 Näringsrik bokskog, 9160 Näringsrik ekskog, 9180 Ädellövskog i branter</w:t>
+      </w:r>
+      <w:r>
+        <w:t xml:space="preserve"> och </w:t>
+      </w:r>
+      <w:r>
+        <w:rPr>
+          <w:i/>
+        </w:rPr>
+        <w:t>9190 Näringsfattig ekskog</w:t>
+      </w:r>
+      <w:r>
+        <w:t xml:space="preserve"> (Nitare &amp; Skogsstyrelsen, 2019; SLU Artdatabanken, 2025).</w:t>
+      </w:r>
+    </w:p>
+    <w:p>
+      <w:r>
+        <w:rPr>
+          <w:b/>
+        </w:rPr>
+        <w:t>Kransmossa</w:t>
+      </w:r>
+      <w:r>
+        <w:t xml:space="preserve"> är typisk art för </w:t>
+      </w:r>
+      <w:r>
+        <w:rPr>
+          <w:i/>
+        </w:rPr>
+        <w:t xml:space="preserve">9050 Näringsrik granskog </w:t>
+      </w:r>
+      <w:r>
+        <w:t xml:space="preserve">och </w:t>
+      </w:r>
+      <w:r>
+        <w:rPr>
+          <w:i/>
+        </w:rPr>
+        <w:t xml:space="preserve">6170 Alpina kalkgräsmarker </w:t>
+      </w:r>
+      <w:r>
+        <w:t>(SLU Artdatabanken, 2025).</w:t>
+      </w:r>
+    </w:p>
+    <w:p>
+      <w:r>
+        <w:rPr>
+          <w:b/>
+        </w:rPr>
+        <w:t xml:space="preserve">Platt fjädermossa </w:t>
+      </w:r>
+      <w:r>
+        <w:t>växer på såväl trädstammar (särskilt bok och andra ädla lövträd) som klippor (helst basiska bergarter). Norrut förekommer den endast på basiska klippor. Rika förekomster och fynd med sporkapslar indikerar höga naturvärden och en artrik mossbiotop.</w:t>
+      </w:r>
+      <w:r>
+        <w:rPr>
+          <w:b/>
+        </w:rPr>
+        <w:t xml:space="preserve"> </w:t>
+      </w:r>
+      <w:r>
+        <w:t xml:space="preserve">Platt fjädermossa är typisk art för </w:t>
+      </w:r>
+      <w:r>
+        <w:rPr>
+          <w:i/>
+        </w:rPr>
+        <w:t>9010 Taiga,</w:t>
+      </w:r>
+      <w:r>
+        <w:t xml:space="preserve"> </w:t>
+      </w:r>
+      <w:r>
+        <w:rPr>
+          <w:i/>
+        </w:rPr>
+        <w:t>9020 Nordlig ädellövskog, 9110 Näringsfattig bokskog, 9130 Näringsrik bokskog, 9160 Näringsrik ekskog, 9180 Ädellövskog i branter</w:t>
+      </w:r>
+      <w:r>
+        <w:t xml:space="preserve"> och</w:t>
+      </w:r>
+      <w:r>
+        <w:rPr>
+          <w:i/>
+        </w:rPr>
+        <w:t xml:space="preserve"> 9190 Näringsfattig ekskog </w:t>
+      </w:r>
+      <w:r>
+        <w:t>(Nitare &amp; Skogsstyrelsen, 2019; SLU Artdatabanken, 2025).</w:t>
+      </w:r>
+    </w:p>
+    <w:p>
+      <w:r>
+        <w:rPr>
+          <w:b/>
+        </w:rPr>
+        <w:t>Stenporella</w:t>
+      </w:r>
+      <w:r>
+        <w:t xml:space="preserve"> är i stora delar av landet en god signalart för skogsmiljöer med höga naturvärden. Den är beroende av konstant hög luftfuktighet och på dess lokaler förekommer ofta rödlistade mossor och lavar. Stenporella är typisk art för </w:t>
+      </w:r>
+      <w:r>
+        <w:rPr>
+          <w:i/>
+        </w:rPr>
+        <w:t xml:space="preserve">9750 Svämlövskog </w:t>
+      </w:r>
+      <w:r>
+        <w:t>(Nitare &amp; Skogsstyrelsen, 2019; SLU Artdatabanken, 2025).</w:t>
       </w:r>
     </w:p>
     <w:p>
@@ -336,7 +523,7 @@
         <w:rPr>
           <w:i/>
         </w:rPr>
-        <w:t>I det avverkningsanmälda skogsområdet har 1 naturvårdsarter varav 0 rödlistade arter sina livsmiljöer och växtplatser.</w:t>
+        <w:t>I det avverkningsanmälda skogsområdet har 8 naturvårdsarter varav 0 rödlistade arter sina livsmiljöer och växtplatser.</w:t>
       </w:r>
     </w:p>
     <w:p>
@@ -541,7 +728,7 @@
 </file>
 
 <file path=word/endnotes.xml><?xml version="1.0" encoding="utf-8"?>
-<w:endnotes xmlns:wpc="http://schemas.microsoft.com/office/word/2010/wordprocessingCanvas" xmlns:cx="http://schemas.microsoft.com/office/drawing/2014/chartex" xmlns:cx1="http://schemas.microsoft.com/office/drawing/2015/9/8/chartex" xmlns:cx2="http://schemas.microsoft.com/office/drawing/2015/10/21/chartex" xmlns:cx3="http://schemas.microsoft.com/office/drawing/2016/5/9/chartex" xmlns:cx4="http://schemas.microsoft.com/office/drawing/2016/5/10/chartex" xmlns:cx5="http://schemas.microsoft.com/office/drawing/2016/5/11/chartex" xmlns:cx6="http://schemas.microsoft.com/office/drawing/2016/5/12/chartex" xmlns:cx7="http://schemas.microsoft.com/office/drawing/2016/5/13/chartex" xmlns:cx8="http://schemas.microsoft.com/office/drawing/2016/5/14/chartex" xmlns:mc="http://schemas.openxmlformats.org/markup-compatibility/2006" xmlns:aink="http://schemas.microsoft.com/office/drawing/2016/ink" xmlns:am3d="http://schemas.microsoft.com/office/drawing/2017/model3d" xmlns:o="urn:schemas-microsoft-com:office:office" xmlns:oel="http://schemas.microsoft.com/office/2019/extlst" xmlns:r="http://schemas.openxmlformats.org/officeDocument/2006/relationships" xmlns:m="http://schemas.openxmlformats.org/officeDocument/2006/math" xmlns:v="urn:schemas-microsoft-com:vml" xmlns:wp14="http://schemas.microsoft.com/office/word/2010/wordprocessingDrawing" xmlns:wp="http://schemas.openxmlformats.org/drawingml/2006/wordprocessingDrawing" xmlns:w10="urn:schemas-microsoft-com:office:word" xmlns:w="http://schemas.openxmlformats.org/wordprocessingml/2006/main" xmlns:w14="http://schemas.microsoft.com/office/word/2010/wordml" xmlns:w15="http://schemas.microsoft.com/office/word/2012/wordml" xmlns:w16cex="http://schemas.microsoft.com/office/word/2018/wordml/cex" xmlns:w16cid="http://schemas.microsoft.com/office/word/2016/wordml/cid" xmlns:w16="http://schemas.microsoft.com/office/word/2018/wordml" xmlns:w16sdtdh="http://schemas.microsoft.com/office/word/2020/wordml/sdtdatahash" xmlns:w16se="http://schemas.microsoft.com/office/word/2015/wordml/symex" xmlns:wpg="http://schemas.microsoft.com/office/word/2010/wordprocessingGroup" xmlns:wpi="http://schemas.microsoft.com/office/word/2010/wordprocessingInk" xmlns:wne="http://schemas.microsoft.com/office/word/2006/wordml" xmlns:wps="http://schemas.microsoft.com/office/word/2010/wordprocessingShape" mc:Ignorable="w14 w15 w16se w16cid w16 w16cex w16sdtdh wp14">
+<w:endnotes xmlns:wpc="http://schemas.microsoft.com/office/word/2010/wordprocessingCanvas" xmlns:cx="http://schemas.microsoft.com/office/drawing/2014/chartex" xmlns:cx1="http://schemas.microsoft.com/office/drawing/2015/9/8/chartex" xmlns:cx2="http://schemas.microsoft.com/office/drawing/2015/10/21/chartex" xmlns:cx3="http://schemas.microsoft.com/office/drawing/2016/5/9/chartex" xmlns:cx4="http://schemas.microsoft.com/office/drawing/2016/5/10/chartex" xmlns:cx5="http://schemas.microsoft.com/office/drawing/2016/5/11/chartex" xmlns:cx6="http://schemas.microsoft.com/office/drawing/2016/5/12/chartex" xmlns:cx7="http://schemas.microsoft.com/office/drawing/2016/5/13/chartex" xmlns:cx8="http://schemas.microsoft.com/office/drawing/2016/5/14/chartex" xmlns:mc="http://schemas.openxmlformats.org/markup-compatibility/2006" xmlns:aink="http://schemas.microsoft.com/office/drawing/2016/ink" xmlns:am3d="http://schemas.microsoft.com/office/drawing/2017/model3d" xmlns:o="urn:schemas-microsoft-com:office:office" xmlns:oel="http://schemas.microsoft.com/office/2019/extlst" xmlns:r="http://schemas.openxmlformats.org/officeDocument/2006/relationships" xmlns:m="http://schemas.openxmlformats.org/officeDocument/2006/math" xmlns:v="urn:schemas-microsoft-com:vml" xmlns:wp14="http://schemas.microsoft.com/office/word/2010/wordprocessingDrawing" xmlns:wp="http://schemas.openxmlformats.org/drawingml/2006/wordprocessingDrawing" xmlns:w10="urn:schemas-microsoft-com:office:word" xmlns:w="http://schemas.openxmlformats.org/wordprocessingml/2006/main" xmlns:w14="http://schemas.microsoft.com/office/word/2010/wordml" xmlns:w15="http://schemas.microsoft.com/office/word/2012/wordml" xmlns:w16cex="http://schemas.microsoft.com/office/word/2018/wordml/cex" xmlns:w16cid="http://schemas.microsoft.com/office/word/2016/wordml/cid" xmlns:w16="http://schemas.microsoft.com/office/word/2018/wordml" xmlns:w16du="http://schemas.microsoft.com/office/word/2023/wordml/word16du" xmlns:w16sdtdh="http://schemas.microsoft.com/office/word/2020/wordml/sdtdatahash" xmlns:w16sdtfl="http://schemas.microsoft.com/office/word/2024/wordml/sdtformatlock" xmlns:w16se="http://schemas.microsoft.com/office/word/2015/wordml/symex" xmlns:wpg="http://schemas.microsoft.com/office/word/2010/wordprocessingGroup" xmlns:wpi="http://schemas.microsoft.com/office/word/2010/wordprocessingInk" xmlns:wne="http://schemas.microsoft.com/office/word/2006/wordml" xmlns:wps="http://schemas.microsoft.com/office/word/2010/wordprocessingShape" mc:Ignorable="w14 w15 w16se w16cid w16 w16cex w16sdtdh w16sdtfl w16du wp14">
   <w:endnote w:type="separator" w:id="-1">
     <w:p>
       <w:pPr>
@@ -566,7 +753,7 @@
 </file>
 
 <file path=word/footer1.xml><?xml version="1.0" encoding="utf-8"?>
-<w:ftr xmlns:wpc="http://schemas.microsoft.com/office/word/2010/wordprocessingCanvas" xmlns:cx="http://schemas.microsoft.com/office/drawing/2014/chartex" xmlns:cx1="http://schemas.microsoft.com/office/drawing/2015/9/8/chartex" xmlns:cx2="http://schemas.microsoft.com/office/drawing/2015/10/21/chartex" xmlns:cx3="http://schemas.microsoft.com/office/drawing/2016/5/9/chartex" xmlns:cx4="http://schemas.microsoft.com/office/drawing/2016/5/10/chartex" xmlns:cx5="http://schemas.microsoft.com/office/drawing/2016/5/11/chartex" xmlns:cx6="http://schemas.microsoft.com/office/drawing/2016/5/12/chartex" xmlns:cx7="http://schemas.microsoft.com/office/drawing/2016/5/13/chartex" xmlns:cx8="http://schemas.microsoft.com/office/drawing/2016/5/14/chartex" xmlns:mc="http://schemas.openxmlformats.org/markup-compatibility/2006" xmlns:aink="http://schemas.microsoft.com/office/drawing/2016/ink" xmlns:am3d="http://schemas.microsoft.com/office/drawing/2017/model3d" xmlns:o="urn:schemas-microsoft-com:office:office" xmlns:oel="http://schemas.microsoft.com/office/2019/extlst" xmlns:r="http://schemas.openxmlformats.org/officeDocument/2006/relationships" xmlns:m="http://schemas.openxmlformats.org/officeDocument/2006/math" xmlns:v="urn:schemas-microsoft-com:vml" xmlns:wp14="http://schemas.microsoft.com/office/word/2010/wordprocessingDrawing" xmlns:wp="http://schemas.openxmlformats.org/drawingml/2006/wordprocessingDrawing" xmlns:w10="urn:schemas-microsoft-com:office:word" xmlns:w="http://schemas.openxmlformats.org/wordprocessingml/2006/main" xmlns:w14="http://schemas.microsoft.com/office/word/2010/wordml" xmlns:w15="http://schemas.microsoft.com/office/word/2012/wordml" xmlns:w16cex="http://schemas.microsoft.com/office/word/2018/wordml/cex" xmlns:w16cid="http://schemas.microsoft.com/office/word/2016/wordml/cid" xmlns:w16="http://schemas.microsoft.com/office/word/2018/wordml" xmlns:w16sdtdh="http://schemas.microsoft.com/office/word/2020/wordml/sdtdatahash" xmlns:w16se="http://schemas.microsoft.com/office/word/2015/wordml/symex" xmlns:wpg="http://schemas.microsoft.com/office/word/2010/wordprocessingGroup" xmlns:wpi="http://schemas.microsoft.com/office/word/2010/wordprocessingInk" xmlns:wne="http://schemas.microsoft.com/office/word/2006/wordml" xmlns:wps="http://schemas.microsoft.com/office/word/2010/wordprocessingShape" mc:Ignorable="w14 w15 w16se w16cid w16 w16cex w16sdtdh wp14">
+<w:ftr xmlns:wpc="http://schemas.microsoft.com/office/word/2010/wordprocessingCanvas" xmlns:cx="http://schemas.microsoft.com/office/drawing/2014/chartex" xmlns:cx1="http://schemas.microsoft.com/office/drawing/2015/9/8/chartex" xmlns:cx2="http://schemas.microsoft.com/office/drawing/2015/10/21/chartex" xmlns:cx3="http://schemas.microsoft.com/office/drawing/2016/5/9/chartex" xmlns:cx4="http://schemas.microsoft.com/office/drawing/2016/5/10/chartex" xmlns:cx5="http://schemas.microsoft.com/office/drawing/2016/5/11/chartex" xmlns:cx6="http://schemas.microsoft.com/office/drawing/2016/5/12/chartex" xmlns:cx7="http://schemas.microsoft.com/office/drawing/2016/5/13/chartex" xmlns:cx8="http://schemas.microsoft.com/office/drawing/2016/5/14/chartex" xmlns:mc="http://schemas.openxmlformats.org/markup-compatibility/2006" xmlns:aink="http://schemas.microsoft.com/office/drawing/2016/ink" xmlns:am3d="http://schemas.microsoft.com/office/drawing/2017/model3d" xmlns:o="urn:schemas-microsoft-com:office:office" xmlns:oel="http://schemas.microsoft.com/office/2019/extlst" xmlns:r="http://schemas.openxmlformats.org/officeDocument/2006/relationships" xmlns:m="http://schemas.openxmlformats.org/officeDocument/2006/math" xmlns:v="urn:schemas-microsoft-com:vml" xmlns:wp14="http://schemas.microsoft.com/office/word/2010/wordprocessingDrawing" xmlns:wp="http://schemas.openxmlformats.org/drawingml/2006/wordprocessingDrawing" xmlns:w10="urn:schemas-microsoft-com:office:word" xmlns:w="http://schemas.openxmlformats.org/wordprocessingml/2006/main" xmlns:w14="http://schemas.microsoft.com/office/word/2010/wordml" xmlns:w15="http://schemas.microsoft.com/office/word/2012/wordml" xmlns:w16cex="http://schemas.microsoft.com/office/word/2018/wordml/cex" xmlns:w16cid="http://schemas.microsoft.com/office/word/2016/wordml/cid" xmlns:w16="http://schemas.microsoft.com/office/word/2018/wordml" xmlns:w16du="http://schemas.microsoft.com/office/word/2023/wordml/word16du" xmlns:w16sdtdh="http://schemas.microsoft.com/office/word/2020/wordml/sdtdatahash" xmlns:w16sdtfl="http://schemas.microsoft.com/office/word/2024/wordml/sdtformatlock" xmlns:w16se="http://schemas.microsoft.com/office/word/2015/wordml/symex" xmlns:wpg="http://schemas.microsoft.com/office/word/2010/wordprocessingGroup" xmlns:wpi="http://schemas.microsoft.com/office/word/2010/wordprocessingInk" xmlns:wne="http://schemas.microsoft.com/office/word/2006/wordml" xmlns:wps="http://schemas.microsoft.com/office/word/2010/wordprocessingShape" mc:Ignorable="w14 w15 w16se w16cid w16 w16cex w16sdtdh w16sdtfl w16du wp14">
   <w:p>
     <w:pPr>
       <w:pStyle w:val="Footer"/>
@@ -576,7 +763,7 @@
 </file>
 
 <file path=word/footer2.xml><?xml version="1.0" encoding="utf-8"?>
-<w:ftr xmlns:wpc="http://schemas.microsoft.com/office/word/2010/wordprocessingCanvas" xmlns:cx="http://schemas.microsoft.com/office/drawing/2014/chartex" xmlns:cx1="http://schemas.microsoft.com/office/drawing/2015/9/8/chartex" xmlns:cx2="http://schemas.microsoft.com/office/drawing/2015/10/21/chartex" xmlns:cx3="http://schemas.microsoft.com/office/drawing/2016/5/9/chartex" xmlns:cx4="http://schemas.microsoft.com/office/drawing/2016/5/10/chartex" xmlns:cx5="http://schemas.microsoft.com/office/drawing/2016/5/11/chartex" xmlns:cx6="http://schemas.microsoft.com/office/drawing/2016/5/12/chartex" xmlns:cx7="http://schemas.microsoft.com/office/drawing/2016/5/13/chartex" xmlns:cx8="http://schemas.microsoft.com/office/drawing/2016/5/14/chartex" xmlns:mc="http://schemas.openxmlformats.org/markup-compatibility/2006" xmlns:aink="http://schemas.microsoft.com/office/drawing/2016/ink" xmlns:am3d="http://schemas.microsoft.com/office/drawing/2017/model3d" xmlns:o="urn:schemas-microsoft-com:office:office" xmlns:oel="http://schemas.microsoft.com/office/2019/extlst" xmlns:r="http://schemas.openxmlformats.org/officeDocument/2006/relationships" xmlns:m="http://schemas.openxmlformats.org/officeDocument/2006/math" xmlns:v="urn:schemas-microsoft-com:vml" xmlns:wp14="http://schemas.microsoft.com/office/word/2010/wordprocessingDrawing" xmlns:wp="http://schemas.openxmlformats.org/drawingml/2006/wordprocessingDrawing" xmlns:w10="urn:schemas-microsoft-com:office:word" xmlns:w="http://schemas.openxmlformats.org/wordprocessingml/2006/main" xmlns:w14="http://schemas.microsoft.com/office/word/2010/wordml" xmlns:w15="http://schemas.microsoft.com/office/word/2012/wordml" xmlns:w16cex="http://schemas.microsoft.com/office/word/2018/wordml/cex" xmlns:w16cid="http://schemas.microsoft.com/office/word/2016/wordml/cid" xmlns:w16="http://schemas.microsoft.com/office/word/2018/wordml" xmlns:w16sdtdh="http://schemas.microsoft.com/office/word/2020/wordml/sdtdatahash" xmlns:w16se="http://schemas.microsoft.com/office/word/2015/wordml/symex" xmlns:wpg="http://schemas.microsoft.com/office/word/2010/wordprocessingGroup" xmlns:wpi="http://schemas.microsoft.com/office/word/2010/wordprocessingInk" xmlns:wne="http://schemas.microsoft.com/office/word/2006/wordml" xmlns:wps="http://schemas.microsoft.com/office/word/2010/wordprocessingShape" mc:Ignorable="w14 w15 w16se w16cid w16 w16cex w16sdtdh wp14">
+<w:ftr xmlns:wpc="http://schemas.microsoft.com/office/word/2010/wordprocessingCanvas" xmlns:cx="http://schemas.microsoft.com/office/drawing/2014/chartex" xmlns:cx1="http://schemas.microsoft.com/office/drawing/2015/9/8/chartex" xmlns:cx2="http://schemas.microsoft.com/office/drawing/2015/10/21/chartex" xmlns:cx3="http://schemas.microsoft.com/office/drawing/2016/5/9/chartex" xmlns:cx4="http://schemas.microsoft.com/office/drawing/2016/5/10/chartex" xmlns:cx5="http://schemas.microsoft.com/office/drawing/2016/5/11/chartex" xmlns:cx6="http://schemas.microsoft.com/office/drawing/2016/5/12/chartex" xmlns:cx7="http://schemas.microsoft.com/office/drawing/2016/5/13/chartex" xmlns:cx8="http://schemas.microsoft.com/office/drawing/2016/5/14/chartex" xmlns:mc="http://schemas.openxmlformats.org/markup-compatibility/2006" xmlns:aink="http://schemas.microsoft.com/office/drawing/2016/ink" xmlns:am3d="http://schemas.microsoft.com/office/drawing/2017/model3d" xmlns:o="urn:schemas-microsoft-com:office:office" xmlns:oel="http://schemas.microsoft.com/office/2019/extlst" xmlns:r="http://schemas.openxmlformats.org/officeDocument/2006/relationships" xmlns:m="http://schemas.openxmlformats.org/officeDocument/2006/math" xmlns:v="urn:schemas-microsoft-com:vml" xmlns:wp14="http://schemas.microsoft.com/office/word/2010/wordprocessingDrawing" xmlns:wp="http://schemas.openxmlformats.org/drawingml/2006/wordprocessingDrawing" xmlns:w10="urn:schemas-microsoft-com:office:word" xmlns:w="http://schemas.openxmlformats.org/wordprocessingml/2006/main" xmlns:w14="http://schemas.microsoft.com/office/word/2010/wordml" xmlns:w15="http://schemas.microsoft.com/office/word/2012/wordml" xmlns:w16cex="http://schemas.microsoft.com/office/word/2018/wordml/cex" xmlns:w16cid="http://schemas.microsoft.com/office/word/2016/wordml/cid" xmlns:w16="http://schemas.microsoft.com/office/word/2018/wordml" xmlns:w16du="http://schemas.microsoft.com/office/word/2023/wordml/word16du" xmlns:w16sdtdh="http://schemas.microsoft.com/office/word/2020/wordml/sdtdatahash" xmlns:w16sdtfl="http://schemas.microsoft.com/office/word/2024/wordml/sdtformatlock" xmlns:w16se="http://schemas.microsoft.com/office/word/2015/wordml/symex" xmlns:wpg="http://schemas.microsoft.com/office/word/2010/wordprocessingGroup" xmlns:wpi="http://schemas.microsoft.com/office/word/2010/wordprocessingInk" xmlns:wne="http://schemas.microsoft.com/office/word/2006/wordml" xmlns:wps="http://schemas.microsoft.com/office/word/2010/wordprocessingShape" mc:Ignorable="w14 w15 w16se w16cid w16 w16cex w16sdtdh w16sdtfl w16du wp14">
   <w:p>
     <w:pPr>
       <w:pStyle w:val="Footer"/>
@@ -586,7 +773,7 @@
 </file>
 
 <file path=word/footer3.xml><?xml version="1.0" encoding="utf-8"?>
-<w:ftr xmlns:wpc="http://schemas.microsoft.com/office/word/2010/wordprocessingCanvas" xmlns:cx="http://schemas.microsoft.com/office/drawing/2014/chartex" xmlns:cx1="http://schemas.microsoft.com/office/drawing/2015/9/8/chartex" xmlns:cx2="http://schemas.microsoft.com/office/drawing/2015/10/21/chartex" xmlns:cx3="http://schemas.microsoft.com/office/drawing/2016/5/9/chartex" xmlns:cx4="http://schemas.microsoft.com/office/drawing/2016/5/10/chartex" xmlns:cx5="http://schemas.microsoft.com/office/drawing/2016/5/11/chartex" xmlns:cx6="http://schemas.microsoft.com/office/drawing/2016/5/12/chartex" xmlns:cx7="http://schemas.microsoft.com/office/drawing/2016/5/13/chartex" xmlns:cx8="http://schemas.microsoft.com/office/drawing/2016/5/14/chartex" xmlns:mc="http://schemas.openxmlformats.org/markup-compatibility/2006" xmlns:aink="http://schemas.microsoft.com/office/drawing/2016/ink" xmlns:am3d="http://schemas.microsoft.com/office/drawing/2017/model3d" xmlns:o="urn:schemas-microsoft-com:office:office" xmlns:oel="http://schemas.microsoft.com/office/2019/extlst" xmlns:r="http://schemas.openxmlformats.org/officeDocument/2006/relationships" xmlns:m="http://schemas.openxmlformats.org/officeDocument/2006/math" xmlns:v="urn:schemas-microsoft-com:vml" xmlns:wp14="http://schemas.microsoft.com/office/word/2010/wordprocessingDrawing" xmlns:wp="http://schemas.openxmlformats.org/drawingml/2006/wordprocessingDrawing" xmlns:w10="urn:schemas-microsoft-com:office:word" xmlns:w="http://schemas.openxmlformats.org/wordprocessingml/2006/main" xmlns:w14="http://schemas.microsoft.com/office/word/2010/wordml" xmlns:w15="http://schemas.microsoft.com/office/word/2012/wordml" xmlns:w16cex="http://schemas.microsoft.com/office/word/2018/wordml/cex" xmlns:w16cid="http://schemas.microsoft.com/office/word/2016/wordml/cid" xmlns:w16="http://schemas.microsoft.com/office/word/2018/wordml" xmlns:w16sdtdh="http://schemas.microsoft.com/office/word/2020/wordml/sdtdatahash" xmlns:w16se="http://schemas.microsoft.com/office/word/2015/wordml/symex" xmlns:wpg="http://schemas.microsoft.com/office/word/2010/wordprocessingGroup" xmlns:wpi="http://schemas.microsoft.com/office/word/2010/wordprocessingInk" xmlns:wne="http://schemas.microsoft.com/office/word/2006/wordml" xmlns:wps="http://schemas.microsoft.com/office/word/2010/wordprocessingShape" mc:Ignorable="w14 w15 w16se w16cid w16 w16cex w16sdtdh wp14">
+<w:ftr xmlns:wpc="http://schemas.microsoft.com/office/word/2010/wordprocessingCanvas" xmlns:cx="http://schemas.microsoft.com/office/drawing/2014/chartex" xmlns:cx1="http://schemas.microsoft.com/office/drawing/2015/9/8/chartex" xmlns:cx2="http://schemas.microsoft.com/office/drawing/2015/10/21/chartex" xmlns:cx3="http://schemas.microsoft.com/office/drawing/2016/5/9/chartex" xmlns:cx4="http://schemas.microsoft.com/office/drawing/2016/5/10/chartex" xmlns:cx5="http://schemas.microsoft.com/office/drawing/2016/5/11/chartex" xmlns:cx6="http://schemas.microsoft.com/office/drawing/2016/5/12/chartex" xmlns:cx7="http://schemas.microsoft.com/office/drawing/2016/5/13/chartex" xmlns:cx8="http://schemas.microsoft.com/office/drawing/2016/5/14/chartex" xmlns:mc="http://schemas.openxmlformats.org/markup-compatibility/2006" xmlns:aink="http://schemas.microsoft.com/office/drawing/2016/ink" xmlns:am3d="http://schemas.microsoft.com/office/drawing/2017/model3d" xmlns:o="urn:schemas-microsoft-com:office:office" xmlns:oel="http://schemas.microsoft.com/office/2019/extlst" xmlns:r="http://schemas.openxmlformats.org/officeDocument/2006/relationships" xmlns:m="http://schemas.openxmlformats.org/officeDocument/2006/math" xmlns:v="urn:schemas-microsoft-com:vml" xmlns:wp14="http://schemas.microsoft.com/office/word/2010/wordprocessingDrawing" xmlns:wp="http://schemas.openxmlformats.org/drawingml/2006/wordprocessingDrawing" xmlns:w10="urn:schemas-microsoft-com:office:word" xmlns:w="http://schemas.openxmlformats.org/wordprocessingml/2006/main" xmlns:w14="http://schemas.microsoft.com/office/word/2010/wordml" xmlns:w15="http://schemas.microsoft.com/office/word/2012/wordml" xmlns:w16cex="http://schemas.microsoft.com/office/word/2018/wordml/cex" xmlns:w16cid="http://schemas.microsoft.com/office/word/2016/wordml/cid" xmlns:w16="http://schemas.microsoft.com/office/word/2018/wordml" xmlns:w16du="http://schemas.microsoft.com/office/word/2023/wordml/word16du" xmlns:w16sdtdh="http://schemas.microsoft.com/office/word/2020/wordml/sdtdatahash" xmlns:w16sdtfl="http://schemas.microsoft.com/office/word/2024/wordml/sdtformatlock" xmlns:w16se="http://schemas.microsoft.com/office/word/2015/wordml/symex" xmlns:wpg="http://schemas.microsoft.com/office/word/2010/wordprocessingGroup" xmlns:wpi="http://schemas.microsoft.com/office/word/2010/wordprocessingInk" xmlns:wne="http://schemas.microsoft.com/office/word/2006/wordml" xmlns:wps="http://schemas.microsoft.com/office/word/2010/wordprocessingShape" mc:Ignorable="w14 w15 w16se w16cid w16 w16cex w16sdtdh w16sdtfl w16du wp14">
   <w:p>
     <w:pPr>
       <w:pStyle w:val="Footer"/>
@@ -596,7 +783,7 @@
 </file>
 
 <file path=word/footnotes.xml><?xml version="1.0" encoding="utf-8"?>
-<w:footnotes xmlns:wpc="http://schemas.microsoft.com/office/word/2010/wordprocessingCanvas" xmlns:cx="http://schemas.microsoft.com/office/drawing/2014/chartex" xmlns:cx1="http://schemas.microsoft.com/office/drawing/2015/9/8/chartex" xmlns:cx2="http://schemas.microsoft.com/office/drawing/2015/10/21/chartex" xmlns:cx3="http://schemas.microsoft.com/office/drawing/2016/5/9/chartex" xmlns:cx4="http://schemas.microsoft.com/office/drawing/2016/5/10/chartex" xmlns:cx5="http://schemas.microsoft.com/office/drawing/2016/5/11/chartex" xmlns:cx6="http://schemas.microsoft.com/office/drawing/2016/5/12/chartex" xmlns:cx7="http://schemas.microsoft.com/office/drawing/2016/5/13/chartex" xmlns:cx8="http://schemas.microsoft.com/office/drawing/2016/5/14/chartex" xmlns:mc="http://schemas.openxmlformats.org/markup-compatibility/2006" xmlns:aink="http://schemas.microsoft.com/office/drawing/2016/ink" xmlns:am3d="http://schemas.microsoft.com/office/drawing/2017/model3d" xmlns:o="urn:schemas-microsoft-com:office:office" xmlns:oel="http://schemas.microsoft.com/office/2019/extlst" xmlns:r="http://schemas.openxmlformats.org/officeDocument/2006/relationships" xmlns:m="http://schemas.openxmlformats.org/officeDocument/2006/math" xmlns:v="urn:schemas-microsoft-com:vml" xmlns:wp14="http://schemas.microsoft.com/office/word/2010/wordprocessingDrawing" xmlns:wp="http://schemas.openxmlformats.org/drawingml/2006/wordprocessingDrawing" xmlns:w10="urn:schemas-microsoft-com:office:word" xmlns:w="http://schemas.openxmlformats.org/wordprocessingml/2006/main" xmlns:w14="http://schemas.microsoft.com/office/word/2010/wordml" xmlns:w15="http://schemas.microsoft.com/office/word/2012/wordml" xmlns:w16cex="http://schemas.microsoft.com/office/word/2018/wordml/cex" xmlns:w16cid="http://schemas.microsoft.com/office/word/2016/wordml/cid" xmlns:w16="http://schemas.microsoft.com/office/word/2018/wordml" xmlns:w16sdtdh="http://schemas.microsoft.com/office/word/2020/wordml/sdtdatahash" xmlns:w16se="http://schemas.microsoft.com/office/word/2015/wordml/symex" xmlns:wpg="http://schemas.microsoft.com/office/word/2010/wordprocessingGroup" xmlns:wpi="http://schemas.microsoft.com/office/word/2010/wordprocessingInk" xmlns:wne="http://schemas.microsoft.com/office/word/2006/wordml" xmlns:wps="http://schemas.microsoft.com/office/word/2010/wordprocessingShape" mc:Ignorable="w14 w15 w16se w16cid w16 w16cex w16sdtdh wp14">
+<w:footnotes xmlns:wpc="http://schemas.microsoft.com/office/word/2010/wordprocessingCanvas" xmlns:cx="http://schemas.microsoft.com/office/drawing/2014/chartex" xmlns:cx1="http://schemas.microsoft.com/office/drawing/2015/9/8/chartex" xmlns:cx2="http://schemas.microsoft.com/office/drawing/2015/10/21/chartex" xmlns:cx3="http://schemas.microsoft.com/office/drawing/2016/5/9/chartex" xmlns:cx4="http://schemas.microsoft.com/office/drawing/2016/5/10/chartex" xmlns:cx5="http://schemas.microsoft.com/office/drawing/2016/5/11/chartex" xmlns:cx6="http://schemas.microsoft.com/office/drawing/2016/5/12/chartex" xmlns:cx7="http://schemas.microsoft.com/office/drawing/2016/5/13/chartex" xmlns:cx8="http://schemas.microsoft.com/office/drawing/2016/5/14/chartex" xmlns:mc="http://schemas.openxmlformats.org/markup-compatibility/2006" xmlns:aink="http://schemas.microsoft.com/office/drawing/2016/ink" xmlns:am3d="http://schemas.microsoft.com/office/drawing/2017/model3d" xmlns:o="urn:schemas-microsoft-com:office:office" xmlns:oel="http://schemas.microsoft.com/office/2019/extlst" xmlns:r="http://schemas.openxmlformats.org/officeDocument/2006/relationships" xmlns:m="http://schemas.openxmlformats.org/officeDocument/2006/math" xmlns:v="urn:schemas-microsoft-com:vml" xmlns:wp14="http://schemas.microsoft.com/office/word/2010/wordprocessingDrawing" xmlns:wp="http://schemas.openxmlformats.org/drawingml/2006/wordprocessingDrawing" xmlns:w10="urn:schemas-microsoft-com:office:word" xmlns:w="http://schemas.openxmlformats.org/wordprocessingml/2006/main" xmlns:w14="http://schemas.microsoft.com/office/word/2010/wordml" xmlns:w15="http://schemas.microsoft.com/office/word/2012/wordml" xmlns:w16cex="http://schemas.microsoft.com/office/word/2018/wordml/cex" xmlns:w16cid="http://schemas.microsoft.com/office/word/2016/wordml/cid" xmlns:w16="http://schemas.microsoft.com/office/word/2018/wordml" xmlns:w16du="http://schemas.microsoft.com/office/word/2023/wordml/word16du" xmlns:w16sdtdh="http://schemas.microsoft.com/office/word/2020/wordml/sdtdatahash" xmlns:w16sdtfl="http://schemas.microsoft.com/office/word/2024/wordml/sdtformatlock" xmlns:w16se="http://schemas.microsoft.com/office/word/2015/wordml/symex" xmlns:wpg="http://schemas.microsoft.com/office/word/2010/wordprocessingGroup" xmlns:wpi="http://schemas.microsoft.com/office/word/2010/wordprocessingInk" xmlns:wne="http://schemas.microsoft.com/office/word/2006/wordml" xmlns:wps="http://schemas.microsoft.com/office/word/2010/wordprocessingShape" mc:Ignorable="w14 w15 w16se w16cid w16 w16cex w16sdtdh w16sdtfl w16du wp14">
   <w:footnote w:type="separator" w:id="-1">
     <w:p>
       <w:pPr>
@@ -621,7 +808,7 @@
 </file>
 
 <file path=word/header1.xml><?xml version="1.0" encoding="utf-8"?>
-<w:hdr xmlns:wpc="http://schemas.microsoft.com/office/word/2010/wordprocessingCanvas" xmlns:cx="http://schemas.microsoft.com/office/drawing/2014/chartex" xmlns:cx1="http://schemas.microsoft.com/office/drawing/2015/9/8/chartex" xmlns:cx2="http://schemas.microsoft.com/office/drawing/2015/10/21/chartex" xmlns:cx3="http://schemas.microsoft.com/office/drawing/2016/5/9/chartex" xmlns:cx4="http://schemas.microsoft.com/office/drawing/2016/5/10/chartex" xmlns:cx5="http://schemas.microsoft.com/office/drawing/2016/5/11/chartex" xmlns:cx6="http://schemas.microsoft.com/office/drawing/2016/5/12/chartex" xmlns:cx7="http://schemas.microsoft.com/office/drawing/2016/5/13/chartex" xmlns:cx8="http://schemas.microsoft.com/office/drawing/2016/5/14/chartex" xmlns:mc="http://schemas.openxmlformats.org/markup-compatibility/2006" xmlns:aink="http://schemas.microsoft.com/office/drawing/2016/ink" xmlns:am3d="http://schemas.microsoft.com/office/drawing/2017/model3d" xmlns:o="urn:schemas-microsoft-com:office:office" xmlns:oel="http://schemas.microsoft.com/office/2019/extlst" xmlns:r="http://schemas.openxmlformats.org/officeDocument/2006/relationships" xmlns:m="http://schemas.openxmlformats.org/officeDocument/2006/math" xmlns:v="urn:schemas-microsoft-com:vml" xmlns:wp14="http://schemas.microsoft.com/office/word/2010/wordprocessingDrawing" xmlns:wp="http://schemas.openxmlformats.org/drawingml/2006/wordprocessingDrawing" xmlns:w10="urn:schemas-microsoft-com:office:word" xmlns:w="http://schemas.openxmlformats.org/wordprocessingml/2006/main" xmlns:w14="http://schemas.microsoft.com/office/word/2010/wordml" xmlns:w15="http://schemas.microsoft.com/office/word/2012/wordml" xmlns:w16cex="http://schemas.microsoft.com/office/word/2018/wordml/cex" xmlns:w16cid="http://schemas.microsoft.com/office/word/2016/wordml/cid" xmlns:w16="http://schemas.microsoft.com/office/word/2018/wordml" xmlns:w16sdtdh="http://schemas.microsoft.com/office/word/2020/wordml/sdtdatahash" xmlns:w16se="http://schemas.microsoft.com/office/word/2015/wordml/symex" xmlns:wpg="http://schemas.microsoft.com/office/word/2010/wordprocessingGroup" xmlns:wpi="http://schemas.microsoft.com/office/word/2010/wordprocessingInk" xmlns:wne="http://schemas.microsoft.com/office/word/2006/wordml" xmlns:wps="http://schemas.microsoft.com/office/word/2010/wordprocessingShape" mc:Ignorable="w14 w15 w16se w16cid w16 w16cex w16sdtdh wp14">
+<w:hdr xmlns:wpc="http://schemas.microsoft.com/office/word/2010/wordprocessingCanvas" xmlns:cx="http://schemas.microsoft.com/office/drawing/2014/chartex" xmlns:cx1="http://schemas.microsoft.com/office/drawing/2015/9/8/chartex" xmlns:cx2="http://schemas.microsoft.com/office/drawing/2015/10/21/chartex" xmlns:cx3="http://schemas.microsoft.com/office/drawing/2016/5/9/chartex" xmlns:cx4="http://schemas.microsoft.com/office/drawing/2016/5/10/chartex" xmlns:cx5="http://schemas.microsoft.com/office/drawing/2016/5/11/chartex" xmlns:cx6="http://schemas.microsoft.com/office/drawing/2016/5/12/chartex" xmlns:cx7="http://schemas.microsoft.com/office/drawing/2016/5/13/chartex" xmlns:cx8="http://schemas.microsoft.com/office/drawing/2016/5/14/chartex" xmlns:mc="http://schemas.openxmlformats.org/markup-compatibility/2006" xmlns:aink="http://schemas.microsoft.com/office/drawing/2016/ink" xmlns:am3d="http://schemas.microsoft.com/office/drawing/2017/model3d" xmlns:o="urn:schemas-microsoft-com:office:office" xmlns:oel="http://schemas.microsoft.com/office/2019/extlst" xmlns:r="http://schemas.openxmlformats.org/officeDocument/2006/relationships" xmlns:m="http://schemas.openxmlformats.org/officeDocument/2006/math" xmlns:v="urn:schemas-microsoft-com:vml" xmlns:wp14="http://schemas.microsoft.com/office/word/2010/wordprocessingDrawing" xmlns:wp="http://schemas.openxmlformats.org/drawingml/2006/wordprocessingDrawing" xmlns:w10="urn:schemas-microsoft-com:office:word" xmlns:w="http://schemas.openxmlformats.org/wordprocessingml/2006/main" xmlns:w14="http://schemas.microsoft.com/office/word/2010/wordml" xmlns:w15="http://schemas.microsoft.com/office/word/2012/wordml" xmlns:w16cex="http://schemas.microsoft.com/office/word/2018/wordml/cex" xmlns:w16cid="http://schemas.microsoft.com/office/word/2016/wordml/cid" xmlns:w16="http://schemas.microsoft.com/office/word/2018/wordml" xmlns:w16du="http://schemas.microsoft.com/office/word/2023/wordml/word16du" xmlns:w16sdtdh="http://schemas.microsoft.com/office/word/2020/wordml/sdtdatahash" xmlns:w16sdtfl="http://schemas.microsoft.com/office/word/2024/wordml/sdtformatlock" xmlns:w16se="http://schemas.microsoft.com/office/word/2015/wordml/symex" xmlns:wpg="http://schemas.microsoft.com/office/word/2010/wordprocessingGroup" xmlns:wpi="http://schemas.microsoft.com/office/word/2010/wordprocessingInk" xmlns:wne="http://schemas.microsoft.com/office/word/2006/wordml" xmlns:wps="http://schemas.microsoft.com/office/word/2010/wordprocessingShape" mc:Ignorable="w14 w15 w16se w16cid w16 w16cex w16sdtdh w16sdtfl w16du wp14">
   <w:p>
     <w:pPr>
       <w:pStyle w:val="Header"/>
@@ -631,7 +818,7 @@
 </file>
 
 <file path=word/header2.xml><?xml version="1.0" encoding="utf-8"?>
-<w:hdr xmlns:wpc="http://schemas.microsoft.com/office/word/2010/wordprocessingCanvas" xmlns:cx="http://schemas.microsoft.com/office/drawing/2014/chartex" xmlns:cx1="http://schemas.microsoft.com/office/drawing/2015/9/8/chartex" xmlns:cx2="http://schemas.microsoft.com/office/drawing/2015/10/21/chartex" xmlns:cx3="http://schemas.microsoft.com/office/drawing/2016/5/9/chartex" xmlns:cx4="http://schemas.microsoft.com/office/drawing/2016/5/10/chartex" xmlns:cx5="http://schemas.microsoft.com/office/drawing/2016/5/11/chartex" xmlns:cx6="http://schemas.microsoft.com/office/drawing/2016/5/12/chartex" xmlns:cx7="http://schemas.microsoft.com/office/drawing/2016/5/13/chartex" xmlns:cx8="http://schemas.microsoft.com/office/drawing/2016/5/14/chartex" xmlns:mc="http://schemas.openxmlformats.org/markup-compatibility/2006" xmlns:aink="http://schemas.microsoft.com/office/drawing/2016/ink" xmlns:am3d="http://schemas.microsoft.com/office/drawing/2017/model3d" xmlns:o="urn:schemas-microsoft-com:office:office" xmlns:oel="http://schemas.microsoft.com/office/2019/extlst" xmlns:r="http://schemas.openxmlformats.org/officeDocument/2006/relationships" xmlns:m="http://schemas.openxmlformats.org/officeDocument/2006/math" xmlns:v="urn:schemas-microsoft-com:vml" xmlns:wp14="http://schemas.microsoft.com/office/word/2010/wordprocessingDrawing" xmlns:wp="http://schemas.openxmlformats.org/drawingml/2006/wordprocessingDrawing" xmlns:w10="urn:schemas-microsoft-com:office:word" xmlns:w="http://schemas.openxmlformats.org/wordprocessingml/2006/main" xmlns:w14="http://schemas.microsoft.com/office/word/2010/wordml" xmlns:w15="http://schemas.microsoft.com/office/word/2012/wordml" xmlns:w16cex="http://schemas.microsoft.com/office/word/2018/wordml/cex" xmlns:w16cid="http://schemas.microsoft.com/office/word/2016/wordml/cid" xmlns:w16="http://schemas.microsoft.com/office/word/2018/wordml" xmlns:w16sdtdh="http://schemas.microsoft.com/office/word/2020/wordml/sdtdatahash" xmlns:w16se="http://schemas.microsoft.com/office/word/2015/wordml/symex" xmlns:wpg="http://schemas.microsoft.com/office/word/2010/wordprocessingGroup" xmlns:wpi="http://schemas.microsoft.com/office/word/2010/wordprocessingInk" xmlns:wne="http://schemas.microsoft.com/office/word/2006/wordml" xmlns:wps="http://schemas.microsoft.com/office/word/2010/wordprocessingShape" mc:Ignorable="w14 w15 w16se w16cid w16 w16cex w16sdtdh wp14">
+<w:hdr xmlns:wpc="http://schemas.microsoft.com/office/word/2010/wordprocessingCanvas" xmlns:cx="http://schemas.microsoft.com/office/drawing/2014/chartex" xmlns:cx1="http://schemas.microsoft.com/office/drawing/2015/9/8/chartex" xmlns:cx2="http://schemas.microsoft.com/office/drawing/2015/10/21/chartex" xmlns:cx3="http://schemas.microsoft.com/office/drawing/2016/5/9/chartex" xmlns:cx4="http://schemas.microsoft.com/office/drawing/2016/5/10/chartex" xmlns:cx5="http://schemas.microsoft.com/office/drawing/2016/5/11/chartex" xmlns:cx6="http://schemas.microsoft.com/office/drawing/2016/5/12/chartex" xmlns:cx7="http://schemas.microsoft.com/office/drawing/2016/5/13/chartex" xmlns:cx8="http://schemas.microsoft.com/office/drawing/2016/5/14/chartex" xmlns:mc="http://schemas.openxmlformats.org/markup-compatibility/2006" xmlns:aink="http://schemas.microsoft.com/office/drawing/2016/ink" xmlns:am3d="http://schemas.microsoft.com/office/drawing/2017/model3d" xmlns:o="urn:schemas-microsoft-com:office:office" xmlns:oel="http://schemas.microsoft.com/office/2019/extlst" xmlns:r="http://schemas.openxmlformats.org/officeDocument/2006/relationships" xmlns:m="http://schemas.openxmlformats.org/officeDocument/2006/math" xmlns:v="urn:schemas-microsoft-com:vml" xmlns:wp14="http://schemas.microsoft.com/office/word/2010/wordprocessingDrawing" xmlns:wp="http://schemas.openxmlformats.org/drawingml/2006/wordprocessingDrawing" xmlns:w10="urn:schemas-microsoft-com:office:word" xmlns:w="http://schemas.openxmlformats.org/wordprocessingml/2006/main" xmlns:w14="http://schemas.microsoft.com/office/word/2010/wordml" xmlns:w15="http://schemas.microsoft.com/office/word/2012/wordml" xmlns:w16cex="http://schemas.microsoft.com/office/word/2018/wordml/cex" xmlns:w16cid="http://schemas.microsoft.com/office/word/2016/wordml/cid" xmlns:w16="http://schemas.microsoft.com/office/word/2018/wordml" xmlns:w16du="http://schemas.microsoft.com/office/word/2023/wordml/word16du" xmlns:w16sdtdh="http://schemas.microsoft.com/office/word/2020/wordml/sdtdatahash" xmlns:w16sdtfl="http://schemas.microsoft.com/office/word/2024/wordml/sdtformatlock" xmlns:w16se="http://schemas.microsoft.com/office/word/2015/wordml/symex" xmlns:wpg="http://schemas.microsoft.com/office/word/2010/wordprocessingGroup" xmlns:wpi="http://schemas.microsoft.com/office/word/2010/wordprocessingInk" xmlns:wne="http://schemas.microsoft.com/office/word/2006/wordml" xmlns:wps="http://schemas.microsoft.com/office/word/2010/wordprocessingShape" mc:Ignorable="w14 w15 w16se w16cid w16 w16cex w16sdtdh w16sdtfl w16du wp14">
   <w:p>
     <w:pPr>
       <w:pStyle w:val="Header"/>
@@ -642,7 +829,7 @@
 </file>
 
 <file path=word/header3.xml><?xml version="1.0" encoding="utf-8"?>
-<w:hdr xmlns:wpc="http://schemas.microsoft.com/office/word/2010/wordprocessingCanvas" xmlns:cx="http://schemas.microsoft.com/office/drawing/2014/chartex" xmlns:cx1="http://schemas.microsoft.com/office/drawing/2015/9/8/chartex" xmlns:cx2="http://schemas.microsoft.com/office/drawing/2015/10/21/chartex" xmlns:cx3="http://schemas.microsoft.com/office/drawing/2016/5/9/chartex" xmlns:cx4="http://schemas.microsoft.com/office/drawing/2016/5/10/chartex" xmlns:cx5="http://schemas.microsoft.com/office/drawing/2016/5/11/chartex" xmlns:cx6="http://schemas.microsoft.com/office/drawing/2016/5/12/chartex" xmlns:cx7="http://schemas.microsoft.com/office/drawing/2016/5/13/chartex" xmlns:cx8="http://schemas.microsoft.com/office/drawing/2016/5/14/chartex" xmlns:mc="http://schemas.openxmlformats.org/markup-compatibility/2006" xmlns:aink="http://schemas.microsoft.com/office/drawing/2016/ink" xmlns:am3d="http://schemas.microsoft.com/office/drawing/2017/model3d" xmlns:o="urn:schemas-microsoft-com:office:office" xmlns:oel="http://schemas.microsoft.com/office/2019/extlst" xmlns:r="http://schemas.openxmlformats.org/officeDocument/2006/relationships" xmlns:m="http://schemas.openxmlformats.org/officeDocument/2006/math" xmlns:v="urn:schemas-microsoft-com:vml" xmlns:wp14="http://schemas.microsoft.com/office/word/2010/wordprocessingDrawing" xmlns:wp="http://schemas.openxmlformats.org/drawingml/2006/wordprocessingDrawing" xmlns:w10="urn:schemas-microsoft-com:office:word" xmlns:w="http://schemas.openxmlformats.org/wordprocessingml/2006/main" xmlns:w14="http://schemas.microsoft.com/office/word/2010/wordml" xmlns:w15="http://schemas.microsoft.com/office/word/2012/wordml" xmlns:w16cex="http://schemas.microsoft.com/office/word/2018/wordml/cex" xmlns:w16cid="http://schemas.microsoft.com/office/word/2016/wordml/cid" xmlns:w16="http://schemas.microsoft.com/office/word/2018/wordml" xmlns:w16sdtdh="http://schemas.microsoft.com/office/word/2020/wordml/sdtdatahash" xmlns:w16se="http://schemas.microsoft.com/office/word/2015/wordml/symex" xmlns:wpg="http://schemas.microsoft.com/office/word/2010/wordprocessingGroup" xmlns:wpi="http://schemas.microsoft.com/office/word/2010/wordprocessingInk" xmlns:wne="http://schemas.microsoft.com/office/word/2006/wordml" xmlns:wps="http://schemas.microsoft.com/office/word/2010/wordprocessingShape" mc:Ignorable="w14 w15 w16se w16cid w16 w16cex w16sdtdh wp14">
+<w:hdr xmlns:wpc="http://schemas.microsoft.com/office/word/2010/wordprocessingCanvas" xmlns:cx="http://schemas.microsoft.com/office/drawing/2014/chartex" xmlns:cx1="http://schemas.microsoft.com/office/drawing/2015/9/8/chartex" xmlns:cx2="http://schemas.microsoft.com/office/drawing/2015/10/21/chartex" xmlns:cx3="http://schemas.microsoft.com/office/drawing/2016/5/9/chartex" xmlns:cx4="http://schemas.microsoft.com/office/drawing/2016/5/10/chartex" xmlns:cx5="http://schemas.microsoft.com/office/drawing/2016/5/11/chartex" xmlns:cx6="http://schemas.microsoft.com/office/drawing/2016/5/12/chartex" xmlns:cx7="http://schemas.microsoft.com/office/drawing/2016/5/13/chartex" xmlns:cx8="http://schemas.microsoft.com/office/drawing/2016/5/14/chartex" xmlns:mc="http://schemas.openxmlformats.org/markup-compatibility/2006" xmlns:aink="http://schemas.microsoft.com/office/drawing/2016/ink" xmlns:am3d="http://schemas.microsoft.com/office/drawing/2017/model3d" xmlns:o="urn:schemas-microsoft-com:office:office" xmlns:oel="http://schemas.microsoft.com/office/2019/extlst" xmlns:r="http://schemas.openxmlformats.org/officeDocument/2006/relationships" xmlns:m="http://schemas.openxmlformats.org/officeDocument/2006/math" xmlns:v="urn:schemas-microsoft-com:vml" xmlns:wp14="http://schemas.microsoft.com/office/word/2010/wordprocessingDrawing" xmlns:wp="http://schemas.openxmlformats.org/drawingml/2006/wordprocessingDrawing" xmlns:w10="urn:schemas-microsoft-com:office:word" xmlns:w="http://schemas.openxmlformats.org/wordprocessingml/2006/main" xmlns:w14="http://schemas.microsoft.com/office/word/2010/wordml" xmlns:w15="http://schemas.microsoft.com/office/word/2012/wordml" xmlns:w16cex="http://schemas.microsoft.com/office/word/2018/wordml/cex" xmlns:w16cid="http://schemas.microsoft.com/office/word/2016/wordml/cid" xmlns:w16="http://schemas.microsoft.com/office/word/2018/wordml" xmlns:w16du="http://schemas.microsoft.com/office/word/2023/wordml/word16du" xmlns:w16sdtdh="http://schemas.microsoft.com/office/word/2020/wordml/sdtdatahash" xmlns:w16sdtfl="http://schemas.microsoft.com/office/word/2024/wordml/sdtformatlock" xmlns:w16se="http://schemas.microsoft.com/office/word/2015/wordml/symex" xmlns:wpg="http://schemas.microsoft.com/office/word/2010/wordprocessingGroup" xmlns:wpi="http://schemas.microsoft.com/office/word/2010/wordprocessingInk" xmlns:wne="http://schemas.microsoft.com/office/word/2006/wordml" xmlns:wps="http://schemas.microsoft.com/office/word/2010/wordprocessingShape" mc:Ignorable="w14 w15 w16se w16cid w16 w16cex w16sdtdh w16sdtfl w16du wp14">
   <w:p>
     <w:pPr>
       <w:pStyle w:val="Header"/>
@@ -651,7 +838,7 @@
     <w:r>
       <w:tab/>
       <w:tab/>
-      <w:t>2026-06-17</w:t>
+      <w:t>2026-06-18</w:t>
       <w:br/>
       <w:br/>
     </w:r>
@@ -668,7 +855,7 @@
 </file>
 
 <file path=word/numbering.xml><?xml version="1.0" encoding="utf-8"?>
-<w:numbering xmlns:wpc="http://schemas.microsoft.com/office/word/2010/wordprocessingCanvas" xmlns:cx="http://schemas.microsoft.com/office/drawing/2014/chartex" xmlns:cx1="http://schemas.microsoft.com/office/drawing/2015/9/8/chartex" xmlns:cx2="http://schemas.microsoft.com/office/drawing/2015/10/21/chartex" xmlns:cx3="http://schemas.microsoft.com/office/drawing/2016/5/9/chartex" xmlns:cx4="http://schemas.microsoft.com/office/drawing/2016/5/10/chartex" xmlns:cx5="http://schemas.microsoft.com/office/drawing/2016/5/11/chartex" xmlns:cx6="http://schemas.microsoft.com/office/drawing/2016/5/12/chartex" xmlns:cx7="http://schemas.microsoft.com/office/drawing/2016/5/13/chartex" xmlns:cx8="http://schemas.microsoft.com/office/drawing/2016/5/14/chartex" xmlns:mc="http://schemas.openxmlformats.org/markup-compatibility/2006" xmlns:aink="http://schemas.microsoft.com/office/drawing/2016/ink" xmlns:am3d="http://schemas.microsoft.com/office/drawing/2017/model3d" xmlns:o="urn:schemas-microsoft-com:office:office" xmlns:oel="http://schemas.microsoft.com/office/2019/extlst" xmlns:r="http://schemas.openxmlformats.org/officeDocument/2006/relationships" xmlns:m="http://schemas.openxmlformats.org/officeDocument/2006/math" xmlns:v="urn:schemas-microsoft-com:vml" xmlns:wp14="http://schemas.microsoft.com/office/word/2010/wordprocessingDrawing" xmlns:wp="http://schemas.openxmlformats.org/drawingml/2006/wordprocessingDrawing" xmlns:w10="urn:schemas-microsoft-com:office:word" xmlns:w="http://schemas.openxmlformats.org/wordprocessingml/2006/main" xmlns:w14="http://schemas.microsoft.com/office/word/2010/wordml" xmlns:w15="http://schemas.microsoft.com/office/word/2012/wordml" xmlns:w16cex="http://schemas.microsoft.com/office/word/2018/wordml/cex" xmlns:w16cid="http://schemas.microsoft.com/office/word/2016/wordml/cid" xmlns:w16="http://schemas.microsoft.com/office/word/2018/wordml" xmlns:w16sdtdh="http://schemas.microsoft.com/office/word/2020/wordml/sdtdatahash" xmlns:w16se="http://schemas.microsoft.com/office/word/2015/wordml/symex" xmlns:wpg="http://schemas.microsoft.com/office/word/2010/wordprocessingGroup" xmlns:wpi="http://schemas.microsoft.com/office/word/2010/wordprocessingInk" xmlns:wne="http://schemas.microsoft.com/office/word/2006/wordml" xmlns:wps="http://schemas.microsoft.com/office/word/2010/wordprocessingShape" mc:Ignorable="w14 w15 w16se w16cid w16 w16cex w16sdtdh wp14">
+<w:numbering xmlns:wpc="http://schemas.microsoft.com/office/word/2010/wordprocessingCanvas" xmlns:cx="http://schemas.microsoft.com/office/drawing/2014/chartex" xmlns:cx1="http://schemas.microsoft.com/office/drawing/2015/9/8/chartex" xmlns:cx2="http://schemas.microsoft.com/office/drawing/2015/10/21/chartex" xmlns:cx3="http://schemas.microsoft.com/office/drawing/2016/5/9/chartex" xmlns:cx4="http://schemas.microsoft.com/office/drawing/2016/5/10/chartex" xmlns:cx5="http://schemas.microsoft.com/office/drawing/2016/5/11/chartex" xmlns:cx6="http://schemas.microsoft.com/office/drawing/2016/5/12/chartex" xmlns:cx7="http://schemas.microsoft.com/office/drawing/2016/5/13/chartex" xmlns:cx8="http://schemas.microsoft.com/office/drawing/2016/5/14/chartex" xmlns:mc="http://schemas.openxmlformats.org/markup-compatibility/2006" xmlns:aink="http://schemas.microsoft.com/office/drawing/2016/ink" xmlns:am3d="http://schemas.microsoft.com/office/drawing/2017/model3d" xmlns:o="urn:schemas-microsoft-com:office:office" xmlns:oel="http://schemas.microsoft.com/office/2019/extlst" xmlns:r="http://schemas.openxmlformats.org/officeDocument/2006/relationships" xmlns:m="http://schemas.openxmlformats.org/officeDocument/2006/math" xmlns:v="urn:schemas-microsoft-com:vml" xmlns:wp14="http://schemas.microsoft.com/office/word/2010/wordprocessingDrawing" xmlns:wp="http://schemas.openxmlformats.org/drawingml/2006/wordprocessingDrawing" xmlns:w10="urn:schemas-microsoft-com:office:word" xmlns:w="http://schemas.openxmlformats.org/wordprocessingml/2006/main" xmlns:w14="http://schemas.microsoft.com/office/word/2010/wordml" xmlns:w15="http://schemas.microsoft.com/office/word/2012/wordml" xmlns:w16cex="http://schemas.microsoft.com/office/word/2018/wordml/cex" xmlns:w16cid="http://schemas.microsoft.com/office/word/2016/wordml/cid" xmlns:w16="http://schemas.microsoft.com/office/word/2018/wordml" xmlns:w16du="http://schemas.microsoft.com/office/word/2023/wordml/word16du" xmlns:w16sdtdh="http://schemas.microsoft.com/office/word/2020/wordml/sdtdatahash" xmlns:w16sdtfl="http://schemas.microsoft.com/office/word/2024/wordml/sdtformatlock" xmlns:w16se="http://schemas.microsoft.com/office/word/2015/wordml/symex" xmlns:wpg="http://schemas.microsoft.com/office/word/2010/wordprocessingGroup" xmlns:wpi="http://schemas.microsoft.com/office/word/2010/wordprocessingInk" xmlns:wne="http://schemas.microsoft.com/office/word/2006/wordml" xmlns:wps="http://schemas.microsoft.com/office/word/2010/wordprocessingShape" mc:Ignorable="w14 w15 w16se w16cid w16 w16cex w16sdtdh w16sdtfl w16du wp14">
   <w:abstractNum w:abstractNumId="0" w15:restartNumberingAfterBreak="0">
     <w:nsid w:val="FFFFFF7C"/>
     <w:multiLevelType w:val="singleLevel"/>
@@ -871,7 +1058,7 @@
 </file>
 
 <file path=word/styles.xml><?xml version="1.0" encoding="utf-8"?>
-<w:styles xmlns:mc="http://schemas.openxmlformats.org/markup-compatibility/2006" xmlns:r="http://schemas.openxmlformats.org/officeDocument/2006/relationships" xmlns:w="http://schemas.openxmlformats.org/wordprocessingml/2006/main" xmlns:w14="http://schemas.microsoft.com/office/word/2010/wordml" xmlns:w15="http://schemas.microsoft.com/office/word/2012/wordml" xmlns:w16cex="http://schemas.microsoft.com/office/word/2018/wordml/cex" xmlns:w16cid="http://schemas.microsoft.com/office/word/2016/wordml/cid" xmlns:w16="http://schemas.microsoft.com/office/word/2018/wordml" xmlns:w16sdtdh="http://schemas.microsoft.com/office/word/2020/wordml/sdtdatahash" xmlns:w16se="http://schemas.microsoft.com/office/word/2015/wordml/symex" mc:Ignorable="w14 w15 w16se w16cid w16 w16cex w16sdtdh">
+<w:styles xmlns:mc="http://schemas.openxmlformats.org/markup-compatibility/2006" xmlns:r="http://schemas.openxmlformats.org/officeDocument/2006/relationships" xmlns:w="http://schemas.openxmlformats.org/wordprocessingml/2006/main" xmlns:w14="http://schemas.microsoft.com/office/word/2010/wordml" xmlns:w15="http://schemas.microsoft.com/office/word/2012/wordml" xmlns:w16cex="http://schemas.microsoft.com/office/word/2018/wordml/cex" xmlns:w16cid="http://schemas.microsoft.com/office/word/2016/wordml/cid" xmlns:w16="http://schemas.microsoft.com/office/word/2018/wordml" xmlns:w16du="http://schemas.microsoft.com/office/word/2023/wordml/word16du" xmlns:w16sdtdh="http://schemas.microsoft.com/office/word/2020/wordml/sdtdatahash" xmlns:w16sdtfl="http://schemas.microsoft.com/office/word/2024/wordml/sdtformatlock" xmlns:w16se="http://schemas.microsoft.com/office/word/2015/wordml/symex" mc:Ignorable="w14 w15 w16se w16cid w16 w16cex w16sdtdh w16sdtfl w16du">
   <w:docDefaults>
     <w:rPrDefault>
       <w:rPr>
@@ -1629,7 +1816,7 @@
     <w:link w:val="TitleChar"/>
     <w:uiPriority w:val="10"/>
     <w:qFormat/>
-    <w:rsid w:val="007106C8"/>
+    <w:rsid w:val="00E854FA"/>
     <w:pPr>
       <w:spacing w:after="300" w:line="240" w:lineRule="auto"/>
       <w:contextualSpacing/>
@@ -1639,7 +1826,7 @@
       <w:rFonts w:eastAsiaTheme="majorEastAsia" w:cstheme="majorBidi"/>
       <w:spacing w:val="5"/>
       <w:kern w:val="28"/>
-      <w:sz w:val="52"/>
+      <w:sz w:val="40"/>
       <w:szCs w:val="52"/>
       <w:lang w:val="sv-SE" w:eastAsia="en-US" w:bidi="ar-SA"/>
     </w:rPr>
@@ -1649,12 +1836,12 @@
     <w:basedOn w:val="DefaultParagraphFont"/>
     <w:link w:val="Title"/>
     <w:uiPriority w:val="10"/>
-    <w:rsid w:val="007106C8"/>
+    <w:rsid w:val="00E854FA"/>
     <w:rPr>
       <w:rFonts w:ascii="Times New Roman" w:eastAsiaTheme="majorEastAsia" w:hAnsi="Times New Roman" w:cstheme="majorBidi"/>
       <w:spacing w:val="5"/>
       <w:kern w:val="28"/>
-      <w:sz w:val="52"/>
+      <w:sz w:val="40"/>
       <w:szCs w:val="52"/>
       <w:lang w:val="sv-SE" w:eastAsia="en-US" w:bidi="ar-SA"/>
     </w:rPr>

--- a/klagomål/A 39996-2025 FSC-klagomål.docx
+++ b/klagomål/A 39996-2025 FSC-klagomål.docx
@@ -838,7 +838,7 @@
     <w:r>
       <w:tab/>
       <w:tab/>
-      <w:t>2026-06-18</w:t>
+      <w:t>2026-06-19</w:t>
       <w:br/>
       <w:br/>
     </w:r>

--- a/klagomål/A 39996-2025 FSC-klagomål.docx
+++ b/klagomål/A 39996-2025 FSC-klagomål.docx
@@ -838,7 +838,7 @@
     <w:r>
       <w:tab/>
       <w:tab/>
-      <w:t>2026-06-19</w:t>
+      <w:t>2026-06-20</w:t>
       <w:br/>
       <w:br/>
     </w:r>

--- a/klagomål/A 39996-2025 FSC-klagomål.docx
+++ b/klagomål/A 39996-2025 FSC-klagomål.docx
@@ -168,38 +168,7 @@
     </w:p>
     <w:p>
       <w:r>
-        <w:t>Detta dokument behandlar höga naturvärden i avverkningsanmälan A 39996-2025 i Bengtsfors kommun som inkom 2025-08-22 och omfattar 2,9 ha.</w:t>
-      </w:r>
-    </w:p>
-    <w:p>
-      <w:r>
-        <w:t>Nedan presenteras fynd av naturvårdsarter som gjorts i det avverkningsanmälda området, samt relevanta utdrag ur standarderna för FSC, Chain of Custody, Controlled Wood och PEFC.</w:t>
-      </w:r>
-    </w:p>
-    <w:p>
-      <w:r>
-        <w:t>Vi förväntar oss att ni återkommer med ett skriftligt svar på vårt klagomål och även beskriver vilka korrigerande åtgärder ni satt in för att rätta till identifierade brister i er efterlevnad av den svenska FSC standarden.</w:t>
-      </w:r>
-    </w:p>
-    <w:p>
-      <w:pPr>
-        <w:pStyle w:val="Heading1"/>
-      </w:pPr>
-      <w:r>
-        <w:t>Naturvårdsarter</w:t>
-      </w:r>
-    </w:p>
-    <w:p>
-      <w:r>
-        <w:t>I och inom 11 meter från avverkningsanmälan har följande 8 naturvårdsarter hittats: blåsfliksmossa (S, T), grov fjädermossa (S, T), platt fjädermossa (S, T), stenporella (S, T), västlig hakmossa (S), bandpraktmossa (T), kransmossa (T) och krushättemossa (T). Arter som är signalarter enligt Skogsstyrelsen har markerats med (S). Typiska arter inom Natura 2000 som är kopplade till skogsekosystem har markerats med (T).</w:t>
-      </w:r>
-    </w:p>
-    <w:p>
-      <w:r>
-        <w:t>De påträffade naturvårdsarterna är ett tydligt kvitto på att det rör sig om en skog med höga naturvärden.</w:t>
-      </w:r>
-      <w:r>
-        <w:t xml:space="preserve"> I Figur 1 visas fyndplatser för naturvårdsarter i området, som finns registrerade på Artportalen.</w:t>
+        <w:t>Detta klagomål behandlar höga naturvärden i avverkningsanmälan A 39996-2025 i Bengtsfors kommun som inkom 2025-08-22 och omfattar 2,9 ha.</w:t>
       </w:r>
     </w:p>
     <w:p>
@@ -247,45 +216,35 @@
         <w:spacing w:after="240"/>
       </w:pPr>
       <w:r>
-        <w:t>Figur 1. Fyndplatser för naturvårdsarter i och inom 11 meter från avverkningsanmälan (röd linje). Markörer utan svart kant är placerade på fyndplatsen. Markörer med svart kant är placerade vid sidan av fyndplatsen och har ett svart streck som visar fyndplatsens exakta position. Kartans mittpunktskoordinat är N 6524612, E 337101 i SWEREF 99 TM.</w:t>
+        <w:t>Figur 1. Fyndplatser för naturvårdsarter i och inom 11 meter från avverkningsanmälan. Markörer utan svart kant är placerade på fyndplatsen. Markörer med svart kant är placerade vid sidan av fyndplatsen har ett svart streck som visar fyndplatsens exakta position. Kartans mittpunktskoordinat är N 6524612, E 337101 i SWEREF 99 TM.</w:t>
       </w:r>
     </w:p>
     <w:p>
       <w:r>
-        <w:rPr>
-          <w:b/>
-        </w:rPr>
-        <w:t>Bandpraktmossa</w:t>
+        <w:t>I och inom 11 meter från avverkningsanmälan finns fynd av 8 naturvårdsarter, varav 7 är typiska (T) och 5 är signalarter (S): blåsfliksmossa (S, T), grov fjädermossa (S, T), platt fjädermossa (S, T), stenporella (S, T), västlig hakmossa (S), bandpraktmossa (T), kransmossa (T) och krushättemossa (T). Se Figur 1.</w:t>
       </w:r>
+    </w:p>
+    <w:p>
       <w:r>
-        <w:t xml:space="preserve"> är en för Europa endemisk art som växer på blöt, näringsrik och ofta mineralrik mark, t.ex. i sumpskogar och rikkärr. Den verkar gynnas av källpåverkan och rörligt markvatten och förekommer ofta i artrika miljöer med t.ex. stor skedmossa, filtrundmossa och knoppvitmossa. Eftersom mängden våtmarker har reducerats kraftigt i södra Sverige under 1900-talet har förekomsten av bandpraktmossa troligen minskat. Bandpraktmossa är typisk art för </w:t>
+        <w:t>Nedan presenteras relevanta utdrag ur standarderna för FSC, Chain of Custody, Controlled Wood och PEFC.</w:t>
       </w:r>
+    </w:p>
+    <w:p>
       <w:r>
-        <w:rPr>
-          <w:i/>
-        </w:rPr>
-        <w:t>9080 Lövsumpskog,</w:t>
+        <w:t>Vi förväntar oss att ni återkommer med ett skriftligt svar på vårt klagomål och även beskriver vilka korrigerande åtgärder ni satt in för att rätta till identifierade brister i er efterlevnad av den svenska FSC standarden.</w:t>
       </w:r>
+    </w:p>
+    <w:p>
+      <w:pPr>
+        <w:pStyle w:val="Heading1"/>
+      </w:pPr>
       <w:r>
-        <w:t xml:space="preserve"> </w:t>
+        <w:t>Naturvårdsarter och fridlysta arter</w:t>
       </w:r>
+    </w:p>
+    <w:p>
       <w:r>
-        <w:rPr>
-          <w:i/>
-        </w:rPr>
-        <w:t>9750 Svämlövskog</w:t>
-      </w:r>
-      <w:r>
-        <w:t xml:space="preserve"> och </w:t>
-      </w:r>
-      <w:r>
-        <w:rPr>
-          <w:i/>
-        </w:rPr>
-        <w:t>7230 Rikkärr</w:t>
-      </w:r>
-      <w:r>
-        <w:t xml:space="preserve"> (SLU Artdatabanken, 2025).</w:t>
+        <w:t>Nedan följer beskrivningar av de naturvårdsarter och fridlysta arter som har sina livsmiljöer och växtplatser i den avverkningsanmälda skogen. De påträffade naturvårdsarterna är ett tydligt kvitto på att det rör sig om en skog med höga naturvärden.</w:t>
       </w:r>
     </w:p>
     <w:p>
@@ -335,35 +294,6 @@
       </w:r>
       <w:r>
         <w:t xml:space="preserve"> (Nitare &amp; Skogsstyrelsen, 2019; SLU Artdatabanken, 2025).</w:t>
-      </w:r>
-    </w:p>
-    <w:p>
-      <w:r>
-        <w:rPr>
-          <w:b/>
-        </w:rPr>
-        <w:t>Kransmossa</w:t>
-      </w:r>
-      <w:r>
-        <w:t xml:space="preserve"> är typisk art för </w:t>
-      </w:r>
-      <w:r>
-        <w:rPr>
-          <w:i/>
-        </w:rPr>
-        <w:t xml:space="preserve">9050 Näringsrik granskog </w:t>
-      </w:r>
-      <w:r>
-        <w:t xml:space="preserve">och </w:t>
-      </w:r>
-      <w:r>
-        <w:rPr>
-          <w:i/>
-        </w:rPr>
-        <w:t xml:space="preserve">6170 Alpina kalkgräsmarker </w:t>
-      </w:r>
-      <w:r>
-        <w:t>(SLU Artdatabanken, 2025).</w:t>
       </w:r>
     </w:p>
     <w:p>
@@ -431,6 +361,73 @@
       </w:r>
       <w:r>
         <w:t>(Nitare &amp; Skogsstyrelsen, 2019; SLU Artdatabanken, 2025).</w:t>
+      </w:r>
+    </w:p>
+    <w:p>
+      <w:r>
+        <w:rPr>
+          <w:b/>
+        </w:rPr>
+        <w:t>Bandpraktmossa</w:t>
+      </w:r>
+      <w:r>
+        <w:t xml:space="preserve"> är en för Europa endemisk art som växer på blöt, näringsrik och ofta mineralrik mark, t.ex. i sumpskogar och rikkärr. Den verkar gynnas av källpåverkan och rörligt markvatten och förekommer ofta i artrika miljöer med t.ex. stor skedmossa, filtrundmossa och knoppvitmossa. Eftersom mängden våtmarker har reducerats kraftigt i södra Sverige under 1900-talet har förekomsten av bandpraktmossa troligen minskat. Bandpraktmossa är typisk art för </w:t>
+      </w:r>
+      <w:r>
+        <w:rPr>
+          <w:i/>
+        </w:rPr>
+        <w:t>9080 Lövsumpskog,</w:t>
+      </w:r>
+      <w:r>
+        <w:t xml:space="preserve"> </w:t>
+      </w:r>
+      <w:r>
+        <w:rPr>
+          <w:i/>
+        </w:rPr>
+        <w:t>9750 Svämlövskog</w:t>
+      </w:r>
+      <w:r>
+        <w:t xml:space="preserve"> och </w:t>
+      </w:r>
+      <w:r>
+        <w:rPr>
+          <w:i/>
+        </w:rPr>
+        <w:t>7230 Rikkärr</w:t>
+      </w:r>
+      <w:r>
+        <w:t xml:space="preserve"> (SLU Artdatabanken, 2025).</w:t>
+      </w:r>
+    </w:p>
+    <w:p>
+      <w:r>
+        <w:rPr>
+          <w:b/>
+        </w:rPr>
+        <w:t>Kransmossa</w:t>
+      </w:r>
+      <w:r>
+        <w:t xml:space="preserve"> är typisk art för </w:t>
+      </w:r>
+      <w:r>
+        <w:rPr>
+          <w:i/>
+        </w:rPr>
+        <w:t xml:space="preserve">9050 Näringsrik granskog </w:t>
+      </w:r>
+      <w:r>
+        <w:t xml:space="preserve">och </w:t>
+      </w:r>
+      <w:r>
+        <w:rPr>
+          <w:i/>
+        </w:rPr>
+        <w:t xml:space="preserve">6170 Alpina kalkgräsmarker </w:t>
+      </w:r>
+      <w:r>
+        <w:t>(SLU Artdatabanken, 2025).</w:t>
       </w:r>
     </w:p>
     <w:p>
@@ -838,7 +835,7 @@
     <w:r>
       <w:tab/>
       <w:tab/>
-      <w:t>2026-06-20</w:t>
+      <w:t>2026-06-21</w:t>
       <w:br/>
       <w:br/>
     </w:r>

--- a/klagomål/A 39996-2025 FSC-klagomål.docx
+++ b/klagomål/A 39996-2025 FSC-klagomål.docx
@@ -835,7 +835,7 @@
     <w:r>
       <w:tab/>
       <w:tab/>
-      <w:t>2026-06-21</w:t>
+      <w:t>2026-06-22</w:t>
       <w:br/>
       <w:br/>
     </w:r>

--- a/klagomål/A 39996-2025 FSC-klagomål.docx
+++ b/klagomål/A 39996-2025 FSC-klagomål.docx
@@ -835,7 +835,7 @@
     <w:r>
       <w:tab/>
       <w:tab/>
-      <w:t>2026-06-22</w:t>
+      <w:t>2026-06-23</w:t>
       <w:br/>
       <w:br/>
     </w:r>

--- a/klagomål/A 39996-2025 FSC-klagomål.docx
+++ b/klagomål/A 39996-2025 FSC-klagomål.docx
@@ -835,7 +835,7 @@
     <w:r>
       <w:tab/>
       <w:tab/>
-      <w:t>2026-06-23</w:t>
+      <w:t>2026-06-24</w:t>
       <w:br/>
       <w:br/>
     </w:r>

--- a/klagomål/A 39996-2025 FSC-klagomål.docx
+++ b/klagomål/A 39996-2025 FSC-klagomål.docx
@@ -835,7 +835,7 @@
     <w:r>
       <w:tab/>
       <w:tab/>
-      <w:t>2026-06-24</w:t>
+      <w:t>2026-06-25</w:t>
       <w:br/>
       <w:br/>
     </w:r>

--- a/klagomål/A 39996-2025 FSC-klagomål.docx
+++ b/klagomål/A 39996-2025 FSC-klagomål.docx
@@ -835,7 +835,7 @@
     <w:r>
       <w:tab/>
       <w:tab/>
-      <w:t>2026-06-25</w:t>
+      <w:t>2026-06-26</w:t>
       <w:br/>
       <w:br/>
     </w:r>

--- a/klagomål/A 39996-2025 FSC-klagomål.docx
+++ b/klagomål/A 39996-2025 FSC-klagomål.docx
@@ -835,7 +835,7 @@
     <w:r>
       <w:tab/>
       <w:tab/>
-      <w:t>2026-06-26</w:t>
+      <w:t>2026-06-27</w:t>
       <w:br/>
       <w:br/>
     </w:r>

--- a/klagomål/A 39996-2025 FSC-klagomål.docx
+++ b/klagomål/A 39996-2025 FSC-klagomål.docx
@@ -835,7 +835,7 @@
     <w:r>
       <w:tab/>
       <w:tab/>
-      <w:t>2026-06-27</w:t>
+      <w:t>2026-06-28</w:t>
       <w:br/>
       <w:br/>
     </w:r>

--- a/klagomål/A 39996-2025 FSC-klagomål.docx
+++ b/klagomål/A 39996-2025 FSC-klagomål.docx
@@ -835,7 +835,7 @@
     <w:r>
       <w:tab/>
       <w:tab/>
-      <w:t>2026-06-28</w:t>
+      <w:t>2026-06-29</w:t>
       <w:br/>
       <w:br/>
     </w:r>

--- a/klagomål/A 39996-2025 FSC-klagomål.docx
+++ b/klagomål/A 39996-2025 FSC-klagomål.docx
@@ -835,7 +835,7 @@
     <w:r>
       <w:tab/>
       <w:tab/>
-      <w:t>2026-06-29</w:t>
+      <w:t>2026-06-30</w:t>
       <w:br/>
       <w:br/>
     </w:r>

--- a/klagomål/A 39996-2025 FSC-klagomål.docx
+++ b/klagomål/A 39996-2025 FSC-klagomål.docx
@@ -835,7 +835,7 @@
     <w:r>
       <w:tab/>
       <w:tab/>
-      <w:t>2026-06-30</w:t>
+      <w:t>2026-07-01</w:t>
       <w:br/>
       <w:br/>
     </w:r>

--- a/klagomål/A 39996-2025 FSC-klagomål.docx
+++ b/klagomål/A 39996-2025 FSC-klagomål.docx
@@ -835,7 +835,7 @@
     <w:r>
       <w:tab/>
       <w:tab/>
-      <w:t>2026-07-01</w:t>
+      <w:t>2026-07-02</w:t>
       <w:br/>
       <w:br/>
     </w:r>

--- a/klagomål/A 39996-2025 FSC-klagomål.docx
+++ b/klagomål/A 39996-2025 FSC-klagomål.docx
@@ -835,7 +835,7 @@
     <w:r>
       <w:tab/>
       <w:tab/>
-      <w:t>2026-07-13</w:t>
+      <w:t>2026-07-14</w:t>
       <w:br/>
       <w:br/>
     </w:r>

--- a/klagomål/A 39996-2025 FSC-klagomål.docx
+++ b/klagomål/A 39996-2025 FSC-klagomål.docx
@@ -835,7 +835,7 @@
     <w:r>
       <w:tab/>
       <w:tab/>
-      <w:t>2026-07-14</w:t>
+      <w:t>2026-07-15</w:t>
       <w:br/>
       <w:br/>
     </w:r>

--- a/klagomål/A 39996-2025 FSC-klagomål.docx
+++ b/klagomål/A 39996-2025 FSC-klagomål.docx
@@ -835,7 +835,7 @@
     <w:r>
       <w:tab/>
       <w:tab/>
-      <w:t>2026-07-15</w:t>
+      <w:t>2026-07-16</w:t>
       <w:br/>
       <w:br/>
     </w:r>

--- a/klagomål/A 39996-2025 FSC-klagomål.docx
+++ b/klagomål/A 39996-2025 FSC-klagomål.docx
@@ -835,7 +835,7 @@
     <w:r>
       <w:tab/>
       <w:tab/>
-      <w:t>2026-07-16</w:t>
+      <w:t>2026-07-17</w:t>
       <w:br/>
       <w:br/>
     </w:r>

--- a/klagomål/A 39996-2025 FSC-klagomål.docx
+++ b/klagomål/A 39996-2025 FSC-klagomål.docx
@@ -835,7 +835,7 @@
     <w:r>
       <w:tab/>
       <w:tab/>
-      <w:t>2026-07-17</w:t>
+      <w:t>2026-07-18</w:t>
       <w:br/>
       <w:br/>
     </w:r>

--- a/klagomål/A 39996-2025 FSC-klagomål.docx
+++ b/klagomål/A 39996-2025 FSC-klagomål.docx
@@ -835,7 +835,7 @@
     <w:r>
       <w:tab/>
       <w:tab/>
-      <w:t>2026-07-18</w:t>
+      <w:t>2026-07-19</w:t>
       <w:br/>
       <w:br/>
     </w:r>

--- a/klagomål/A 39996-2025 FSC-klagomål.docx
+++ b/klagomål/A 39996-2025 FSC-klagomål.docx
@@ -835,7 +835,7 @@
     <w:r>
       <w:tab/>
       <w:tab/>
-      <w:t>2026-07-19</w:t>
+      <w:t>2026-07-20</w:t>
       <w:br/>
       <w:br/>
     </w:r>

--- a/klagomål/A 39996-2025 FSC-klagomål.docx
+++ b/klagomål/A 39996-2025 FSC-klagomål.docx
@@ -835,7 +835,7 @@
     <w:r>
       <w:tab/>
       <w:tab/>
-      <w:t>2026-07-20</w:t>
+      <w:t>2026-07-21</w:t>
       <w:br/>
       <w:br/>
     </w:r>

--- a/klagomål/A 39996-2025 FSC-klagomål.docx
+++ b/klagomål/A 39996-2025 FSC-klagomål.docx
@@ -835,7 +835,7 @@
     <w:r>
       <w:tab/>
       <w:tab/>
-      <w:t>2026-07-21</w:t>
+      <w:t>2026-07-22</w:t>
       <w:br/>
       <w:br/>
     </w:r>

--- a/klagomål/A 39996-2025 FSC-klagomål.docx
+++ b/klagomål/A 39996-2025 FSC-klagomål.docx
@@ -835,7 +835,7 @@
     <w:r>
       <w:tab/>
       <w:tab/>
-      <w:t>2026-07-22</w:t>
+      <w:t>2026-07-23</w:t>
       <w:br/>
       <w:br/>
     </w:r>

--- a/klagomål/A 39996-2025 FSC-klagomål.docx
+++ b/klagomål/A 39996-2025 FSC-klagomål.docx
@@ -835,7 +835,7 @@
     <w:r>
       <w:tab/>
       <w:tab/>
-      <w:t>2026-07-23</w:t>
+      <w:t>2026-07-24</w:t>
       <w:br/>
       <w:br/>
     </w:r>

--- a/klagomål/A 39996-2025 FSC-klagomål.docx
+++ b/klagomål/A 39996-2025 FSC-klagomål.docx
@@ -835,7 +835,7 @@
     <w:r>
       <w:tab/>
       <w:tab/>
-      <w:t>2026-07-24</w:t>
+      <w:t>2026-07-25</w:t>
       <w:br/>
       <w:br/>
     </w:r>

--- a/klagomål/A 39996-2025 FSC-klagomål.docx
+++ b/klagomål/A 39996-2025 FSC-klagomål.docx
@@ -835,7 +835,7 @@
     <w:r>
       <w:tab/>
       <w:tab/>
-      <w:t>2026-07-25</w:t>
+      <w:t>2026-07-26</w:t>
       <w:br/>
       <w:br/>
     </w:r>

--- a/klagomål/A 39996-2025 FSC-klagomål.docx
+++ b/klagomål/A 39996-2025 FSC-klagomål.docx
@@ -835,7 +835,7 @@
     <w:r>
       <w:tab/>
       <w:tab/>
-      <w:t>2026-07-26</w:t>
+      <w:t>2026-07-27</w:t>
       <w:br/>
       <w:br/>
     </w:r>

--- a/klagomål/A 39996-2025 FSC-klagomål.docx
+++ b/klagomål/A 39996-2025 FSC-klagomål.docx
@@ -835,7 +835,7 @@
     <w:r>
       <w:tab/>
       <w:tab/>
-      <w:t>2026-07-27</w:t>
+      <w:t>2026-07-28</w:t>
       <w:br/>
       <w:br/>
     </w:r>

--- a/klagomål/A 39996-2025 FSC-klagomål.docx
+++ b/klagomål/A 39996-2025 FSC-klagomål.docx
@@ -835,7 +835,7 @@
     <w:r>
       <w:tab/>
       <w:tab/>
-      <w:t>2026-07-28</w:t>
+      <w:t>2026-07-29</w:t>
       <w:br/>
       <w:br/>
     </w:r>

--- a/klagomål/A 39996-2025 FSC-klagomål.docx
+++ b/klagomål/A 39996-2025 FSC-klagomål.docx
@@ -835,7 +835,7 @@
     <w:r>
       <w:tab/>
       <w:tab/>
-      <w:t>2026-07-29</w:t>
+      <w:t>2026-07-30</w:t>
       <w:br/>
       <w:br/>
     </w:r>

--- a/klagomål/A 39996-2025 FSC-klagomål.docx
+++ b/klagomål/A 39996-2025 FSC-klagomål.docx
@@ -835,7 +835,7 @@
     <w:r>
       <w:tab/>
       <w:tab/>
-      <w:t>2026-07-30</w:t>
+      <w:t>2026-07-31</w:t>
       <w:br/>
       <w:br/>
     </w:r>

--- a/klagomål/A 39996-2025 FSC-klagomål.docx
+++ b/klagomål/A 39996-2025 FSC-klagomål.docx
@@ -835,7 +835,7 @@
     <w:r>
       <w:tab/>
       <w:tab/>
-      <w:t>2026-07-31</w:t>
+      <w:t>2026-08-01</w:t>
       <w:br/>
       <w:br/>
     </w:r>

--- a/klagomål/A 39996-2025 FSC-klagomål.docx
+++ b/klagomål/A 39996-2025 FSC-klagomål.docx
@@ -835,7 +835,7 @@
     <w:r>
       <w:tab/>
       <w:tab/>
-      <w:t>2026-08-01</w:t>
+      <w:t>2026-08-02</w:t>
       <w:br/>
       <w:br/>
     </w:r>

--- a/klagomål/A 39996-2025 FSC-klagomål.docx
+++ b/klagomål/A 39996-2025 FSC-klagomål.docx
@@ -835,7 +835,7 @@
     <w:r>
       <w:tab/>
       <w:tab/>
-      <w:t>2026-08-02</w:t>
+      <w:t>2026-08-03</w:t>
       <w:br/>
       <w:br/>
     </w:r>

--- a/klagomål/A 39996-2025 FSC-klagomål.docx
+++ b/klagomål/A 39996-2025 FSC-klagomål.docx
@@ -835,7 +835,7 @@
     <w:r>
       <w:tab/>
       <w:tab/>
-      <w:t>2026-08-03</w:t>
+      <w:t>2026-08-04</w:t>
       <w:br/>
       <w:br/>
     </w:r>

--- a/klagomål/A 39996-2025 FSC-klagomål.docx
+++ b/klagomål/A 39996-2025 FSC-klagomål.docx
@@ -835,7 +835,7 @@
     <w:r>
       <w:tab/>
       <w:tab/>
-      <w:t>2026-08-04</w:t>
+      <w:t>2026-08-05</w:t>
       <w:br/>
       <w:br/>
     </w:r>

--- a/klagomål/A 39996-2025 FSC-klagomål.docx
+++ b/klagomål/A 39996-2025 FSC-klagomål.docx
@@ -835,7 +835,7 @@
     <w:r>
       <w:tab/>
       <w:tab/>
-      <w:t>2026-08-05</w:t>
+      <w:t>2026-08-07</w:t>
       <w:br/>
       <w:br/>
     </w:r>

--- a/klagomål/A 39996-2025 FSC-klagomål.docx
+++ b/klagomål/A 39996-2025 FSC-klagomål.docx
@@ -835,7 +835,7 @@
     <w:r>
       <w:tab/>
       <w:tab/>
-      <w:t>2026-08-07</w:t>
+      <w:t>2026-08-08</w:t>
       <w:br/>
       <w:br/>
     </w:r>

--- a/klagomål/A 39996-2025 FSC-klagomål.docx
+++ b/klagomål/A 39996-2025 FSC-klagomål.docx
@@ -216,7 +216,7 @@
         <w:spacing w:after="240"/>
       </w:pPr>
       <w:r>
-        <w:t>Figur 1. Fyndplatser för naturvårdsarter i och inom 11 meter från avverkningsanmälan. Markörer utan svart kant är placerade på fyndplatsen. Markörer med svart kant är placerade vid sidan av fyndplatsen har ett svart streck som visar fyndplatsens exakta position. Kartans mittpunktskoordinat är N 6524612, E 337101 i SWEREF 99 TM.</w:t>
+        <w:t>Figur 1. Fyndplatser för naturvårdsarter i och inom 11 meter från avverkningsanmälan. Markörer utan svart kant är placerade på fyndplatsen. Markörer med svart kant är placerade vid sidan av fyndplatsen och har ett svart streck som visar fyndplatsens exakta position. Kartans mittpunktskoordinat är N 6524612, E 337101 i SWEREF 99 TM.</w:t>
       </w:r>
     </w:p>
     <w:p>
@@ -835,7 +835,7 @@
     <w:r>
       <w:tab/>
       <w:tab/>
-      <w:t>2026-08-14</w:t>
+      <w:t>2026-08-15</w:t>
       <w:br/>
       <w:br/>
     </w:r>

--- a/klagomål/A 39996-2025 FSC-klagomål.docx
+++ b/klagomål/A 39996-2025 FSC-klagomål.docx
@@ -835,7 +835,7 @@
     <w:r>
       <w:tab/>
       <w:tab/>
-      <w:t>2026-08-15</w:t>
+      <w:t>2026-08-16</w:t>
       <w:br/>
       <w:br/>
     </w:r>

--- a/klagomål/A 39996-2025 FSC-klagomål.docx
+++ b/klagomål/A 39996-2025 FSC-klagomål.docx
@@ -835,7 +835,7 @@
     <w:r>
       <w:tab/>
       <w:tab/>
-      <w:t>2026-08-16</w:t>
+      <w:t>2026-08-17</w:t>
       <w:br/>
       <w:br/>
     </w:r>

--- a/klagomål/A 39996-2025 FSC-klagomål.docx
+++ b/klagomål/A 39996-2025 FSC-klagomål.docx
@@ -835,7 +835,7 @@
     <w:r>
       <w:tab/>
       <w:tab/>
-      <w:t>2026-08-17</w:t>
+      <w:t>2026-08-18</w:t>
       <w:br/>
       <w:br/>
     </w:r>

--- a/klagomål/A 39996-2025 FSC-klagomål.docx
+++ b/klagomål/A 39996-2025 FSC-klagomål.docx
@@ -835,7 +835,7 @@
     <w:r>
       <w:tab/>
       <w:tab/>
-      <w:t>2026-08-18</w:t>
+      <w:t>2026-08-19</w:t>
       <w:br/>
       <w:br/>
     </w:r>

--- a/klagomål/A 39996-2025 FSC-klagomål.docx
+++ b/klagomål/A 39996-2025 FSC-klagomål.docx
@@ -835,7 +835,7 @@
     <w:r>
       <w:tab/>
       <w:tab/>
-      <w:t>2026-08-19</w:t>
+      <w:t>2026-08-20</w:t>
       <w:br/>
       <w:br/>
     </w:r>

--- a/klagomål/A 39996-2025 FSC-klagomål.docx
+++ b/klagomål/A 39996-2025 FSC-klagomål.docx
@@ -835,7 +835,7 @@
     <w:r>
       <w:tab/>
       <w:tab/>
-      <w:t>2026-08-20</w:t>
+      <w:t>2026-08-21</w:t>
       <w:br/>
       <w:br/>
     </w:r>

--- a/klagomål/A 39996-2025 FSC-klagomål.docx
+++ b/klagomål/A 39996-2025 FSC-klagomål.docx
@@ -835,7 +835,7 @@
     <w:r>
       <w:tab/>
       <w:tab/>
-      <w:t>2026-08-21</w:t>
+      <w:t>2026-08-22</w:t>
       <w:br/>
       <w:br/>
     </w:r>

--- a/klagomål/A 39996-2025 FSC-klagomål.docx
+++ b/klagomål/A 39996-2025 FSC-klagomål.docx
@@ -835,7 +835,7 @@
     <w:r>
       <w:tab/>
       <w:tab/>
-      <w:t>2026-08-22</w:t>
+      <w:t>2026-08-23</w:t>
       <w:br/>
       <w:br/>
     </w:r>

--- a/klagomål/A 39996-2025 FSC-klagomål.docx
+++ b/klagomål/A 39996-2025 FSC-klagomål.docx
@@ -835,7 +835,7 @@
     <w:r>
       <w:tab/>
       <w:tab/>
-      <w:t>2026-08-23</w:t>
+      <w:t>2026-08-24</w:t>
       <w:br/>
       <w:br/>
     </w:r>

--- a/klagomål/A 39996-2025 FSC-klagomål.docx
+++ b/klagomål/A 39996-2025 FSC-klagomål.docx
@@ -835,7 +835,7 @@
     <w:r>
       <w:tab/>
       <w:tab/>
-      <w:t>2026-08-24</w:t>
+      <w:t>2026-08-25</w:t>
       <w:br/>
       <w:br/>
     </w:r>

--- a/klagomål/A 39996-2025 FSC-klagomål.docx
+++ b/klagomål/A 39996-2025 FSC-klagomål.docx
@@ -835,7 +835,7 @@
     <w:r>
       <w:tab/>
       <w:tab/>
-      <w:t>2026-08-25</w:t>
+      <w:t>2026-08-26</w:t>
       <w:br/>
       <w:br/>
     </w:r>

--- a/klagomål/A 39996-2025 FSC-klagomål.docx
+++ b/klagomål/A 39996-2025 FSC-klagomål.docx
@@ -835,7 +835,7 @@
     <w:r>
       <w:tab/>
       <w:tab/>
-      <w:t>2026-08-26</w:t>
+      <w:t>2026-08-27</w:t>
       <w:br/>
       <w:br/>
     </w:r>

--- a/klagomål/A 39996-2025 FSC-klagomål.docx
+++ b/klagomål/A 39996-2025 FSC-klagomål.docx
@@ -835,7 +835,7 @@
     <w:r>
       <w:tab/>
       <w:tab/>
-      <w:t>2026-08-27</w:t>
+      <w:t>2026-08-28</w:t>
       <w:br/>
       <w:br/>
     </w:r>

--- a/klagomål/A 39996-2025 FSC-klagomål.docx
+++ b/klagomål/A 39996-2025 FSC-klagomål.docx
@@ -835,7 +835,7 @@
     <w:r>
       <w:tab/>
       <w:tab/>
-      <w:t>2026-08-28</w:t>
+      <w:t>2026-08-29</w:t>
       <w:br/>
       <w:br/>
     </w:r>

--- a/klagomål/A 39996-2025 FSC-klagomål.docx
+++ b/klagomål/A 39996-2025 FSC-klagomål.docx
@@ -835,7 +835,7 @@
     <w:r>
       <w:tab/>
       <w:tab/>
-      <w:t>2026-08-29</w:t>
+      <w:t>2026-08-31</w:t>
       <w:br/>
       <w:br/>
     </w:r>

--- a/klagomål/A 39996-2025 FSC-klagomål.docx
+++ b/klagomål/A 39996-2025 FSC-klagomål.docx
@@ -835,7 +835,7 @@
     <w:r>
       <w:tab/>
       <w:tab/>
-      <w:t>2026-08-31</w:t>
+      <w:t>2026-09-01</w:t>
       <w:br/>
       <w:br/>
     </w:r>

--- a/klagomål/A 39996-2025 FSC-klagomål.docx
+++ b/klagomål/A 39996-2025 FSC-klagomål.docx
@@ -835,7 +835,7 @@
     <w:r>
       <w:tab/>
       <w:tab/>
-      <w:t>2026-09-01</w:t>
+      <w:t>2026-09-02</w:t>
       <w:br/>
       <w:br/>
     </w:r>

--- a/klagomål/A 39996-2025 FSC-klagomål.docx
+++ b/klagomål/A 39996-2025 FSC-klagomål.docx
@@ -835,7 +835,7 @@
     <w:r>
       <w:tab/>
       <w:tab/>
-      <w:t>2026-09-02</w:t>
+      <w:t>2026-09-03</w:t>
       <w:br/>
       <w:br/>
     </w:r>

--- a/klagomål/A 39996-2025 FSC-klagomål.docx
+++ b/klagomål/A 39996-2025 FSC-klagomål.docx
@@ -835,7 +835,7 @@
     <w:r>
       <w:tab/>
       <w:tab/>
-      <w:t>2026-09-03</w:t>
+      <w:t>2026-09-04</w:t>
       <w:br/>
       <w:br/>
     </w:r>

--- a/klagomål/A 39996-2025 FSC-klagomål.docx
+++ b/klagomål/A 39996-2025 FSC-klagomål.docx
@@ -835,7 +835,7 @@
     <w:r>
       <w:tab/>
       <w:tab/>
-      <w:t>2026-09-04</w:t>
+      <w:t>2026-09-05</w:t>
       <w:br/>
       <w:br/>
     </w:r>
